--- a/Layouts/SVA Regulation IndeksMinMax.docx
+++ b/Layouts/SVA Regulation IndeksMinMax.docx
@@ -15,14 +15,14 @@
         <w:spacing w:after="0" w:line="240" w:lineRule="auto"/>
         <w:textAlignment w:val="baseline"/>
         <w:rPr>
-          <w:rFonts w:ascii="Arial" w:eastAsia="Times New Roman" w:hAnsi="Arial" w:cs="Arial"/>
+          <w:rFonts w:ascii="Arial" w:hAnsi="Arial" w:eastAsia="Times New Roman" w:cs="Arial"/>
           <w:lang w:val="en-US" w:eastAsia="en-US"/>
         </w:rPr>
       </w:pPr>
       <w:sdt>
         <w:sdtPr>
           <w:rPr>
-            <w:rFonts w:ascii="Arial" w:eastAsia="Times New Roman" w:hAnsi="Arial" w:cs="Arial"/>
+            <w:rFonts w:ascii="Arial" w:hAnsi="Arial" w:eastAsia="Times New Roman" w:cs="Arial"/>
             <w:lang w:val="en-US" w:eastAsia="en-US"/>
           </w:rPr>
           <w:alias w:val="#Nav: /SVA_Regulations/OName1"/>
@@ -38,7 +38,7 @@
         <w:sdtContent>
           <w:r>
             <w:rPr>
-              <w:rFonts w:ascii="Arial" w:eastAsia="Times New Roman" w:hAnsi="Arial" w:cs="Arial"/>
+              <w:rFonts w:ascii="Arial" w:hAnsi="Arial" w:eastAsia="Times New Roman" w:cs="Arial"/>
               <w:lang w:val="en-US" w:eastAsia="en-US"/>
             </w:rPr>
             <w:t>OName1</w:t>
@@ -47,7 +47,7 @@
       </w:sdt>
       <w:r>
         <w:rPr>
-          <w:rFonts w:ascii="Arial" w:eastAsia="Times New Roman" w:hAnsi="Arial" w:cs="Arial"/>
+          <w:rFonts w:ascii="Arial" w:hAnsi="Arial" w:eastAsia="Times New Roman" w:cs="Arial"/>
           <w:lang w:val="en-US" w:eastAsia="en-US"/>
         </w:rPr>
         <w:tab/>
@@ -56,7 +56,7 @@
       <w:proofErr w:type="gramStart"/>
       <w:r>
         <w:rPr>
-          <w:rFonts w:ascii="Arial" w:eastAsia="Times New Roman" w:hAnsi="Arial" w:cs="Arial"/>
+          <w:rFonts w:ascii="Arial" w:hAnsi="Arial" w:eastAsia="Times New Roman" w:cs="Arial"/>
           <w:lang w:val="en-US" w:eastAsia="en-US"/>
         </w:rPr>
         <w:t>…..</w:t>
@@ -64,35 +64,35 @@
       <w:proofErr w:type="gramEnd"/>
       <w:r>
         <w:rPr>
-          <w:rFonts w:ascii="Arial" w:eastAsia="Times New Roman" w:hAnsi="Arial" w:cs="Arial"/>
+          <w:rFonts w:ascii="Arial" w:hAnsi="Arial" w:eastAsia="Times New Roman" w:cs="Arial"/>
           <w:lang w:val="en-US" w:eastAsia="en-US"/>
         </w:rPr>
         <w:t xml:space="preserve">: </w:t>
       </w:r>
       <w:r>
         <w:rPr>
-          <w:rFonts w:ascii="Arial" w:eastAsia="Times New Roman" w:hAnsi="Arial" w:cs="Arial"/>
+          <w:rFonts w:ascii="Arial" w:hAnsi="Arial" w:eastAsia="Times New Roman" w:cs="Arial"/>
           <w:lang w:eastAsia="en-US"/>
         </w:rPr>
         <w:fldChar w:fldCharType="begin"/>
       </w:r>
       <w:r>
         <w:rPr>
-          <w:rFonts w:ascii="Arial" w:eastAsia="Times New Roman" w:hAnsi="Arial" w:cs="Arial"/>
+          <w:rFonts w:ascii="Arial" w:hAnsi="Arial" w:eastAsia="Times New Roman" w:cs="Arial"/>
           <w:lang w:eastAsia="en-US"/>
         </w:rPr>
         <w:instrText xml:space="preserve"> TIME \@ "d. MMMM yyyy" </w:instrText>
       </w:r>
       <w:r>
         <w:rPr>
-          <w:rFonts w:ascii="Arial" w:eastAsia="Times New Roman" w:hAnsi="Arial" w:cs="Arial"/>
+          <w:rFonts w:ascii="Arial" w:hAnsi="Arial" w:eastAsia="Times New Roman" w:cs="Arial"/>
           <w:lang w:eastAsia="en-US"/>
         </w:rPr>
         <w:fldChar w:fldCharType="separate"/>
       </w:r>
       <w:r>
         <w:rPr>
-          <w:rFonts w:ascii="Arial" w:eastAsia="Times New Roman" w:hAnsi="Arial" w:cs="Arial"/>
+          <w:rFonts w:ascii="Arial" w:hAnsi="Arial" w:eastAsia="Times New Roman" w:cs="Arial"/>
           <w:noProof/>
           <w:lang w:eastAsia="en-US"/>
         </w:rPr>
@@ -100,7 +100,7 @@
       </w:r>
       <w:r>
         <w:rPr>
-          <w:rFonts w:ascii="Arial" w:eastAsia="Times New Roman" w:hAnsi="Arial" w:cs="Arial"/>
+          <w:rFonts w:ascii="Arial" w:hAnsi="Arial" w:eastAsia="Times New Roman" w:cs="Arial"/>
           <w:lang w:eastAsia="en-US"/>
         </w:rPr>
         <w:fldChar w:fldCharType="end"/>
@@ -119,14 +119,14 @@
         <w:spacing w:after="0" w:line="240" w:lineRule="auto"/>
         <w:textAlignment w:val="baseline"/>
         <w:rPr>
-          <w:rFonts w:ascii="Arial" w:eastAsia="Times New Roman" w:hAnsi="Arial" w:cs="Arial"/>
+          <w:rFonts w:ascii="Arial" w:hAnsi="Arial" w:eastAsia="Times New Roman" w:cs="Arial"/>
           <w:lang w:val="en-US" w:eastAsia="en-US"/>
         </w:rPr>
       </w:pPr>
       <w:sdt>
         <w:sdtPr>
           <w:rPr>
-            <w:rFonts w:ascii="Arial" w:eastAsia="Times New Roman" w:hAnsi="Arial" w:cs="Arial"/>
+            <w:rFonts w:ascii="Arial" w:hAnsi="Arial" w:eastAsia="Times New Roman" w:cs="Arial"/>
             <w:lang w:val="en-US" w:eastAsia="en-US"/>
           </w:rPr>
           <w:alias w:val="#Nav: /SVA_Regulations/OName2"/>
@@ -142,7 +142,7 @@
         <w:sdtContent>
           <w:r>
             <w:rPr>
-              <w:rFonts w:ascii="Arial" w:eastAsia="Times New Roman" w:hAnsi="Arial" w:cs="Arial"/>
+              <w:rFonts w:ascii="Arial" w:hAnsi="Arial" w:eastAsia="Times New Roman" w:cs="Arial"/>
               <w:lang w:val="en-US" w:eastAsia="en-US"/>
             </w:rPr>
             <w:t>OName2</w:t>
@@ -151,7 +151,7 @@
       </w:sdt>
       <w:r>
         <w:rPr>
-          <w:rFonts w:ascii="Arial" w:eastAsia="Times New Roman" w:hAnsi="Arial" w:cs="Arial"/>
+          <w:rFonts w:ascii="Arial" w:hAnsi="Arial" w:eastAsia="Times New Roman" w:cs="Arial"/>
           <w:lang w:val="en-US" w:eastAsia="en-US"/>
         </w:rPr>
         <w:tab/>
@@ -159,7 +159,7 @@
       <w:proofErr w:type="spellStart"/>
       <w:r>
         <w:rPr>
-          <w:rFonts w:ascii="Arial" w:eastAsia="Times New Roman" w:hAnsi="Arial" w:cs="Arial"/>
+          <w:rFonts w:ascii="Arial" w:hAnsi="Arial" w:eastAsia="Times New Roman" w:cs="Arial"/>
           <w:lang w:val="en-US" w:eastAsia="en-US"/>
         </w:rPr>
         <w:t>Lejemål</w:t>
@@ -167,7 +167,7 @@
       <w:proofErr w:type="spellEnd"/>
       <w:r>
         <w:rPr>
-          <w:rFonts w:ascii="Arial" w:eastAsia="Times New Roman" w:hAnsi="Arial" w:cs="Arial"/>
+          <w:rFonts w:ascii="Arial" w:hAnsi="Arial" w:eastAsia="Times New Roman" w:cs="Arial"/>
           <w:lang w:val="en-US" w:eastAsia="en-US"/>
         </w:rPr>
         <w:t xml:space="preserve">.: </w:t>
@@ -175,7 +175,7 @@
       <w:sdt>
         <w:sdtPr>
           <w:rPr>
-            <w:rFonts w:ascii="Arial" w:eastAsia="Times New Roman" w:hAnsi="Arial" w:cs="Arial"/>
+            <w:rFonts w:ascii="Arial" w:hAnsi="Arial" w:eastAsia="Times New Roman" w:cs="Arial"/>
             <w:lang w:val="en-US" w:eastAsia="en-US"/>
           </w:rPr>
           <w:alias w:val="#Nav: /SVA_Regulations/TenancyNo"/>
@@ -192,7 +192,7 @@
           <w:proofErr w:type="spellStart"/>
           <w:r>
             <w:rPr>
-              <w:rFonts w:ascii="Arial" w:eastAsia="Times New Roman" w:hAnsi="Arial" w:cs="Arial"/>
+              <w:rFonts w:ascii="Arial" w:hAnsi="Arial" w:eastAsia="Times New Roman" w:cs="Arial"/>
               <w:lang w:val="en-US" w:eastAsia="en-US"/>
             </w:rPr>
             <w:t>TenancyNo</w:t>
@@ -214,14 +214,14 @@
         <w:spacing w:after="0" w:line="240" w:lineRule="auto"/>
         <w:textAlignment w:val="baseline"/>
         <w:rPr>
-          <w:rFonts w:ascii="Arial" w:eastAsia="Times New Roman" w:hAnsi="Arial" w:cs="Arial"/>
+          <w:rFonts w:ascii="Arial" w:hAnsi="Arial" w:eastAsia="Times New Roman" w:cs="Arial"/>
           <w:lang w:val="en-US" w:eastAsia="en-US"/>
         </w:rPr>
       </w:pPr>
       <w:sdt>
         <w:sdtPr>
           <w:rPr>
-            <w:rFonts w:ascii="Arial" w:eastAsia="Times New Roman" w:hAnsi="Arial" w:cs="Arial"/>
+            <w:rFonts w:ascii="Arial" w:hAnsi="Arial" w:eastAsia="Times New Roman" w:cs="Arial"/>
             <w:lang w:val="en-US" w:eastAsia="en-US"/>
           </w:rPr>
           <w:alias w:val="#Nav: /SVA_Regulations/OAddress"/>
@@ -238,7 +238,7 @@
           <w:proofErr w:type="spellStart"/>
           <w:r>
             <w:rPr>
-              <w:rFonts w:ascii="Arial" w:eastAsia="Times New Roman" w:hAnsi="Arial" w:cs="Arial"/>
+              <w:rFonts w:ascii="Arial" w:hAnsi="Arial" w:eastAsia="Times New Roman" w:cs="Arial"/>
               <w:lang w:val="en-US" w:eastAsia="en-US"/>
             </w:rPr>
             <w:t>OAddress</w:t>
@@ -248,7 +248,7 @@
       </w:sdt>
       <w:r>
         <w:rPr>
-          <w:rFonts w:ascii="Arial" w:eastAsia="Times New Roman" w:hAnsi="Arial" w:cs="Arial"/>
+          <w:rFonts w:ascii="Arial" w:hAnsi="Arial" w:eastAsia="Times New Roman" w:cs="Arial"/>
           <w:lang w:val="en-US" w:eastAsia="en-US"/>
         </w:rPr>
         <w:tab/>
@@ -256,7 +256,7 @@
       <w:proofErr w:type="spellStart"/>
       <w:r>
         <w:rPr>
-          <w:rFonts w:ascii="Arial" w:eastAsia="Times New Roman" w:hAnsi="Arial" w:cs="Arial"/>
+          <w:rFonts w:ascii="Arial" w:hAnsi="Arial" w:eastAsia="Times New Roman" w:cs="Arial"/>
           <w:lang w:val="en-US" w:eastAsia="en-US"/>
         </w:rPr>
         <w:t>Kontrakt</w:t>
@@ -264,7 +264,7 @@
       <w:proofErr w:type="spellEnd"/>
       <w:r>
         <w:rPr>
-          <w:rFonts w:ascii="Arial" w:eastAsia="Times New Roman" w:hAnsi="Arial" w:cs="Arial"/>
+          <w:rFonts w:ascii="Arial" w:hAnsi="Arial" w:eastAsia="Times New Roman" w:cs="Arial"/>
           <w:lang w:val="en-US" w:eastAsia="en-US"/>
         </w:rPr>
         <w:t xml:space="preserve">: </w:t>
@@ -272,7 +272,7 @@
       <w:sdt>
         <w:sdtPr>
           <w:rPr>
-            <w:rFonts w:ascii="Arial" w:eastAsia="Times New Roman" w:hAnsi="Arial" w:cs="Arial"/>
+            <w:rFonts w:ascii="Arial" w:hAnsi="Arial" w:eastAsia="Times New Roman" w:cs="Arial"/>
             <w:lang w:val="en-US" w:eastAsia="en-US"/>
           </w:rPr>
           <w:alias w:val="#Nav: /SVA_Regulations/Onumber"/>
@@ -289,7 +289,7 @@
           <w:proofErr w:type="spellStart"/>
           <w:r>
             <w:rPr>
-              <w:rFonts w:ascii="Arial" w:eastAsia="Times New Roman" w:hAnsi="Arial" w:cs="Arial"/>
+              <w:rFonts w:ascii="Arial" w:hAnsi="Arial" w:eastAsia="Times New Roman" w:cs="Arial"/>
               <w:lang w:val="en-US" w:eastAsia="en-US"/>
             </w:rPr>
             <w:t>Onumber</w:t>
@@ -311,14 +311,14 @@
         <w:spacing w:after="0" w:line="240" w:lineRule="auto"/>
         <w:textAlignment w:val="baseline"/>
         <w:rPr>
-          <w:rFonts w:ascii="Arial" w:eastAsia="Times New Roman" w:hAnsi="Arial" w:cs="Arial"/>
+          <w:rFonts w:ascii="Arial" w:hAnsi="Arial" w:eastAsia="Times New Roman" w:cs="Arial"/>
           <w:lang w:val="en-US" w:eastAsia="en-US"/>
         </w:rPr>
       </w:pPr>
       <w:sdt>
         <w:sdtPr>
           <w:rPr>
-            <w:rFonts w:ascii="Arial" w:eastAsia="Times New Roman" w:hAnsi="Arial" w:cs="Arial"/>
+            <w:rFonts w:ascii="Arial" w:hAnsi="Arial" w:eastAsia="Times New Roman" w:cs="Arial"/>
             <w:lang w:val="en-US" w:eastAsia="en-US"/>
           </w:rPr>
           <w:alias w:val="#Nav: /SVA_Regulations/OAddress2"/>
@@ -334,7 +334,7 @@
         <w:sdtContent>
           <w:r>
             <w:rPr>
-              <w:rFonts w:ascii="Arial" w:eastAsia="Times New Roman" w:hAnsi="Arial" w:cs="Arial"/>
+              <w:rFonts w:ascii="Arial" w:hAnsi="Arial" w:eastAsia="Times New Roman" w:cs="Arial"/>
               <w:lang w:val="en-US" w:eastAsia="en-US"/>
             </w:rPr>
             <w:t>OAddress2</w:t>
@@ -343,7 +343,7 @@
       </w:sdt>
       <w:r>
         <w:rPr>
-          <w:rFonts w:ascii="Arial" w:eastAsia="Times New Roman" w:hAnsi="Arial" w:cs="Arial"/>
+          <w:rFonts w:ascii="Arial" w:hAnsi="Arial" w:eastAsia="Times New Roman" w:cs="Arial"/>
           <w:lang w:val="en-US" w:eastAsia="en-US"/>
         </w:rPr>
         <w:tab/>
@@ -362,14 +362,14 @@
         <w:spacing w:after="0" w:line="240" w:lineRule="auto"/>
         <w:textAlignment w:val="baseline"/>
         <w:rPr>
-          <w:rFonts w:ascii="Arial" w:eastAsia="Times New Roman" w:hAnsi="Arial" w:cs="Arial"/>
+          <w:rFonts w:ascii="Arial" w:hAnsi="Arial" w:eastAsia="Times New Roman" w:cs="Arial"/>
           <w:lang w:val="en-US" w:eastAsia="en-US"/>
         </w:rPr>
       </w:pPr>
       <w:sdt>
         <w:sdtPr>
           <w:rPr>
-            <w:rFonts w:ascii="Arial" w:eastAsia="Times New Roman" w:hAnsi="Arial" w:cs="Arial"/>
+            <w:rFonts w:ascii="Arial" w:hAnsi="Arial" w:eastAsia="Times New Roman" w:cs="Arial"/>
             <w:lang w:val="en-US" w:eastAsia="en-US"/>
           </w:rPr>
           <w:alias w:val="#Nav: /SVA_Regulations/OPostcode"/>
@@ -386,7 +386,7 @@
           <w:proofErr w:type="spellStart"/>
           <w:r>
             <w:rPr>
-              <w:rFonts w:ascii="Arial" w:eastAsia="Times New Roman" w:hAnsi="Arial" w:cs="Arial"/>
+              <w:rFonts w:ascii="Arial" w:hAnsi="Arial" w:eastAsia="Times New Roman" w:cs="Arial"/>
               <w:lang w:val="en-US" w:eastAsia="en-US"/>
             </w:rPr>
             <w:t>OPostcode</w:t>
@@ -396,7 +396,7 @@
       </w:sdt>
       <w:r>
         <w:rPr>
-          <w:rFonts w:ascii="Arial" w:eastAsia="Times New Roman" w:hAnsi="Arial" w:cs="Arial"/>
+          <w:rFonts w:ascii="Arial" w:hAnsi="Arial" w:eastAsia="Times New Roman" w:cs="Arial"/>
           <w:lang w:val="en-US" w:eastAsia="en-US"/>
         </w:rPr>
         <w:t xml:space="preserve">  </w:t>
@@ -404,7 +404,7 @@
       <w:sdt>
         <w:sdtPr>
           <w:rPr>
-            <w:rFonts w:ascii="Arial" w:eastAsia="Times New Roman" w:hAnsi="Arial" w:cs="Arial"/>
+            <w:rFonts w:ascii="Arial" w:hAnsi="Arial" w:eastAsia="Times New Roman" w:cs="Arial"/>
             <w:lang w:val="en-US" w:eastAsia="en-US"/>
           </w:rPr>
           <w:alias w:val="#Nav: /SVA_Regulations/OCity"/>
@@ -421,7 +421,7 @@
           <w:proofErr w:type="spellStart"/>
           <w:r>
             <w:rPr>
-              <w:rFonts w:ascii="Arial" w:eastAsia="Times New Roman" w:hAnsi="Arial" w:cs="Arial"/>
+              <w:rFonts w:ascii="Arial" w:hAnsi="Arial" w:eastAsia="Times New Roman" w:cs="Arial"/>
               <w:lang w:val="en-US" w:eastAsia="en-US"/>
             </w:rPr>
             <w:t>OCity</w:t>
@@ -439,7 +439,7 @@
         <w:spacing w:after="0" w:line="240" w:lineRule="auto"/>
         <w:textAlignment w:val="baseline"/>
         <w:rPr>
-          <w:rFonts w:ascii="Arial" w:eastAsia="Times New Roman" w:hAnsi="Arial" w:cs="Arial"/>
+          <w:rFonts w:ascii="Arial" w:hAnsi="Arial" w:eastAsia="Times New Roman" w:cs="Arial"/>
           <w:lang w:val="en-US" w:eastAsia="en-US"/>
         </w:rPr>
       </w:pPr>
@@ -453,7 +453,7 @@
         <w:spacing w:after="0" w:line="240" w:lineRule="auto"/>
         <w:textAlignment w:val="baseline"/>
         <w:rPr>
-          <w:rFonts w:ascii="Arial" w:eastAsia="Times New Roman" w:hAnsi="Arial" w:cs="Arial"/>
+          <w:rFonts w:ascii="Arial" w:hAnsi="Arial" w:eastAsia="Times New Roman" w:cs="Arial"/>
           <w:b/>
           <w:lang w:val="en-US" w:eastAsia="en-US"/>
         </w:rPr>
@@ -468,7 +468,7 @@
         <w:spacing w:after="0" w:line="240" w:lineRule="auto"/>
         <w:textAlignment w:val="baseline"/>
         <w:rPr>
-          <w:rFonts w:ascii="Arial" w:eastAsia="Times New Roman" w:hAnsi="Arial" w:cs="Arial"/>
+          <w:rFonts w:ascii="Arial" w:hAnsi="Arial" w:eastAsia="Times New Roman" w:cs="Arial"/>
           <w:b/>
           <w:lang w:val="en-US" w:eastAsia="en-US"/>
         </w:rPr>
@@ -483,14 +483,14 @@
         <w:spacing w:after="0" w:line="240" w:lineRule="auto"/>
         <w:textAlignment w:val="baseline"/>
         <w:rPr>
-          <w:rFonts w:ascii="Arial" w:eastAsia="Times New Roman" w:hAnsi="Arial" w:cs="Arial"/>
+          <w:rFonts w:ascii="Arial" w:hAnsi="Arial" w:eastAsia="Times New Roman" w:cs="Arial"/>
           <w:b/>
           <w:lang w:eastAsia="en-US"/>
         </w:rPr>
       </w:pPr>
       <w:r>
         <w:rPr>
-          <w:rFonts w:ascii="Arial" w:eastAsia="Times New Roman" w:hAnsi="Arial" w:cs="Arial"/>
+          <w:rFonts w:ascii="Arial" w:hAnsi="Arial" w:eastAsia="Times New Roman" w:cs="Arial"/>
           <w:b/>
           <w:lang w:eastAsia="en-US"/>
         </w:rPr>
@@ -499,7 +499,7 @@
       <w:sdt>
         <w:sdtPr>
           <w:rPr>
-            <w:rFonts w:ascii="Arial" w:eastAsia="Times New Roman" w:hAnsi="Arial" w:cs="Arial"/>
+            <w:rFonts w:ascii="Arial" w:hAnsi="Arial" w:eastAsia="Times New Roman" w:cs="Arial"/>
             <w:b/>
             <w:lang w:eastAsia="en-US"/>
           </w:rPr>
@@ -516,7 +516,7 @@
         <w:sdtContent>
           <w:r>
             <w:rPr>
-              <w:rFonts w:ascii="Arial" w:eastAsia="Times New Roman" w:hAnsi="Arial" w:cs="Arial"/>
+              <w:rFonts w:ascii="Arial" w:hAnsi="Arial" w:eastAsia="Times New Roman" w:cs="Arial"/>
               <w:b/>
               <w:lang w:eastAsia="en-US"/>
             </w:rPr>
@@ -526,7 +526,7 @@
       </w:sdt>
       <w:r>
         <w:rPr>
-          <w:rFonts w:ascii="Arial" w:eastAsia="Times New Roman" w:hAnsi="Arial" w:cs="Arial"/>
+          <w:rFonts w:ascii="Arial" w:hAnsi="Arial" w:eastAsia="Times New Roman" w:cs="Arial"/>
           <w:b/>
           <w:lang w:eastAsia="en-US"/>
         </w:rPr>
@@ -535,7 +535,7 @@
       <w:sdt>
         <w:sdtPr>
           <w:rPr>
-            <w:rFonts w:ascii="Arial" w:eastAsia="Times New Roman" w:hAnsi="Arial" w:cs="Arial"/>
+            <w:rFonts w:ascii="Arial" w:hAnsi="Arial" w:eastAsia="Times New Roman" w:cs="Arial"/>
             <w:b/>
             <w:lang w:eastAsia="en-US"/>
           </w:rPr>
@@ -553,7 +553,7 @@
           <w:proofErr w:type="spellStart"/>
           <w:r>
             <w:rPr>
-              <w:rFonts w:ascii="Arial" w:eastAsia="Times New Roman" w:hAnsi="Arial" w:cs="Arial"/>
+              <w:rFonts w:ascii="Arial" w:hAnsi="Arial" w:eastAsia="Times New Roman" w:cs="Arial"/>
               <w:b/>
               <w:lang w:eastAsia="en-US"/>
             </w:rPr>
@@ -564,7 +564,7 @@
       </w:sdt>
       <w:r>
         <w:rPr>
-          <w:rFonts w:ascii="Arial" w:eastAsia="Times New Roman" w:hAnsi="Arial" w:cs="Arial"/>
+          <w:rFonts w:ascii="Arial" w:hAnsi="Arial" w:eastAsia="Times New Roman" w:cs="Arial"/>
           <w:b/>
           <w:lang w:eastAsia="en-US"/>
         </w:rPr>
@@ -573,7 +573,7 @@
       <w:sdt>
         <w:sdtPr>
           <w:rPr>
-            <w:rFonts w:ascii="Arial" w:eastAsia="Times New Roman" w:hAnsi="Arial" w:cs="Arial"/>
+            <w:rFonts w:ascii="Arial" w:hAnsi="Arial" w:eastAsia="Times New Roman" w:cs="Arial"/>
             <w:b/>
             <w:lang w:eastAsia="en-US"/>
           </w:rPr>
@@ -591,7 +591,7 @@
           <w:proofErr w:type="spellStart"/>
           <w:r>
             <w:rPr>
-              <w:rFonts w:ascii="Arial" w:eastAsia="Times New Roman" w:hAnsi="Arial" w:cs="Arial"/>
+              <w:rFonts w:ascii="Arial" w:hAnsi="Arial" w:eastAsia="Times New Roman" w:cs="Arial"/>
               <w:b/>
               <w:lang w:eastAsia="en-US"/>
             </w:rPr>
@@ -610,7 +610,7 @@
         <w:spacing w:after="0" w:line="240" w:lineRule="auto"/>
         <w:textAlignment w:val="baseline"/>
         <w:rPr>
-          <w:rFonts w:ascii="Arial" w:eastAsia="Times New Roman" w:hAnsi="Arial" w:cs="Arial"/>
+          <w:rFonts w:ascii="Arial" w:hAnsi="Arial" w:eastAsia="Times New Roman" w:cs="Arial"/>
           <w:b/>
           <w:lang w:eastAsia="en-US"/>
         </w:rPr>
@@ -625,27 +625,27 @@
         <w:spacing w:after="0" w:line="240" w:lineRule="auto"/>
         <w:textAlignment w:val="baseline"/>
         <w:rPr>
-          <w:rFonts w:ascii="Arial" w:eastAsia="Times New Roman" w:hAnsi="Arial" w:cs="Arial"/>
-          <w:lang w:eastAsia="en-US"/>
-        </w:rPr>
-      </w:pPr>
-      <w:r>
-        <w:rPr>
-          <w:rFonts w:ascii="Arial" w:eastAsia="Times New Roman" w:hAnsi="Arial" w:cs="Arial"/>
+          <w:rFonts w:ascii="Arial" w:hAnsi="Arial" w:eastAsia="Times New Roman" w:cs="Arial"/>
+          <w:lang w:eastAsia="en-US"/>
+        </w:rPr>
+      </w:pPr>
+      <w:r>
+        <w:rPr>
+          <w:rFonts w:ascii="Arial" w:hAnsi="Arial" w:eastAsia="Times New Roman" w:cs="Arial"/>
           <w:lang w:eastAsia="en-US"/>
         </w:rPr>
         <w:t>Med henvisning til bestemmelser i lejekontrakten</w:t>
       </w:r>
       <w:r>
         <w:rPr>
-          <w:rFonts w:ascii="Arial" w:eastAsia="Times New Roman" w:hAnsi="Arial" w:cs="Arial"/>
+          <w:rFonts w:ascii="Arial" w:hAnsi="Arial" w:eastAsia="Times New Roman" w:cs="Arial"/>
           <w:lang w:eastAsia="en-US"/>
         </w:rPr>
         <w:t>,</w:t>
       </w:r>
       <w:r>
         <w:rPr>
-          <w:rFonts w:ascii="Arial" w:eastAsia="Times New Roman" w:hAnsi="Arial" w:cs="Arial"/>
+          <w:rFonts w:ascii="Arial" w:hAnsi="Arial" w:eastAsia="Times New Roman" w:cs="Arial"/>
           <w:lang w:eastAsia="en-US"/>
         </w:rPr>
         <w:t xml:space="preserve"> varsles hermed lejeregulering på basis af udviklingen i Nettoprisindekset pr. </w:t>
@@ -653,7 +653,7 @@
       <w:sdt>
         <w:sdtPr>
           <w:rPr>
-            <w:rFonts w:ascii="Arial" w:eastAsia="Times New Roman" w:hAnsi="Arial" w:cs="Arial"/>
+            <w:rFonts w:ascii="Arial" w:hAnsi="Arial" w:eastAsia="Times New Roman" w:cs="Arial"/>
             <w:lang w:eastAsia="en-US"/>
           </w:rPr>
           <w:alias w:val="#Nav: /SVA_Regulations/Indeksdate"/>
@@ -669,7 +669,7 @@
         <w:sdtContent>
           <w:r>
             <w:rPr>
-              <w:rFonts w:ascii="Arial" w:eastAsia="Times New Roman" w:hAnsi="Arial" w:cs="Arial"/>
+              <w:rFonts w:ascii="Arial" w:hAnsi="Arial" w:eastAsia="Times New Roman" w:cs="Arial"/>
               <w:lang w:eastAsia="en-US"/>
             </w:rPr>
             <w:t>Indeksdate</w:t>
@@ -678,7 +678,7 @@
       </w:sdt>
       <w:r>
         <w:rPr>
-          <w:rFonts w:ascii="Arial" w:eastAsia="Times New Roman" w:hAnsi="Arial" w:cs="Arial"/>
+          <w:rFonts w:ascii="Arial" w:hAnsi="Arial" w:eastAsia="Times New Roman" w:cs="Arial"/>
           <w:lang w:eastAsia="en-US"/>
         </w:rPr>
         <w:t xml:space="preserve">, dog minimum </w:t>
@@ -686,7 +686,7 @@
       <w:sdt>
         <w:sdtPr>
           <w:rPr>
-            <w:rFonts w:ascii="Arial" w:eastAsia="Times New Roman" w:hAnsi="Arial" w:cs="Arial"/>
+            <w:rFonts w:ascii="Arial" w:hAnsi="Arial" w:eastAsia="Times New Roman" w:cs="Arial"/>
             <w:lang w:eastAsia="en-US"/>
           </w:rPr>
           <w:alias w:val="#Nav: /SVA_Regulations/MinRegulation"/>
@@ -703,7 +703,7 @@
           <w:proofErr w:type="spellStart"/>
           <w:r>
             <w:rPr>
-              <w:rFonts w:ascii="Arial" w:eastAsia="Times New Roman" w:hAnsi="Arial" w:cs="Arial"/>
+              <w:rFonts w:ascii="Arial" w:hAnsi="Arial" w:eastAsia="Times New Roman" w:cs="Arial"/>
               <w:lang w:eastAsia="en-US"/>
             </w:rPr>
             <w:t>MinRegulation</w:t>
@@ -713,7 +713,7 @@
       </w:sdt>
       <w:r>
         <w:rPr>
-          <w:rFonts w:ascii="Arial" w:eastAsia="Times New Roman" w:hAnsi="Arial" w:cs="Arial"/>
+          <w:rFonts w:ascii="Arial" w:hAnsi="Arial" w:eastAsia="Times New Roman" w:cs="Arial"/>
           <w:lang w:eastAsia="en-US"/>
         </w:rPr>
         <w:t xml:space="preserve"> % og maksimalt </w:t>
@@ -721,7 +721,7 @@
       <w:sdt>
         <w:sdtPr>
           <w:rPr>
-            <w:rFonts w:ascii="Arial" w:eastAsia="Times New Roman" w:hAnsi="Arial" w:cs="Arial"/>
+            <w:rFonts w:ascii="Arial" w:hAnsi="Arial" w:eastAsia="Times New Roman" w:cs="Arial"/>
             <w:lang w:eastAsia="en-US"/>
           </w:rPr>
           <w:alias w:val="#Nav: /SVA_Regulations/MaxRegulation"/>
@@ -738,7 +738,7 @@
           <w:proofErr w:type="spellStart"/>
           <w:r>
             <w:rPr>
-              <w:rFonts w:ascii="Arial" w:eastAsia="Times New Roman" w:hAnsi="Arial" w:cs="Arial"/>
+              <w:rFonts w:ascii="Arial" w:hAnsi="Arial" w:eastAsia="Times New Roman" w:cs="Arial"/>
               <w:lang w:eastAsia="en-US"/>
             </w:rPr>
             <w:t>MaxRegulation</w:t>
@@ -748,7 +748,7 @@
       </w:sdt>
       <w:r>
         <w:rPr>
-          <w:rFonts w:ascii="Arial" w:eastAsia="Times New Roman" w:hAnsi="Arial" w:cs="Arial"/>
+          <w:rFonts w:ascii="Arial" w:hAnsi="Arial" w:eastAsia="Times New Roman" w:cs="Arial"/>
           <w:lang w:eastAsia="en-US"/>
         </w:rPr>
         <w:t>%.</w:t>
@@ -763,27 +763,27 @@
         <w:spacing w:after="0" w:line="240" w:lineRule="auto"/>
         <w:textAlignment w:val="baseline"/>
         <w:rPr>
-          <w:rFonts w:ascii="Arial" w:eastAsia="Times New Roman" w:hAnsi="Arial" w:cs="Arial"/>
-          <w:lang w:eastAsia="en-US"/>
-        </w:rPr>
-      </w:pPr>
-    </w:p>
-    <w:p>
-      <w:pPr>
-        <w:overflowPunct w:val="0"/>
-        <w:autoSpaceDE w:val="0"/>
-        <w:autoSpaceDN w:val="0"/>
-        <w:adjustRightInd w:val="0"/>
-        <w:spacing w:after="0" w:line="240" w:lineRule="auto"/>
-        <w:textAlignment w:val="baseline"/>
-        <w:rPr>
-          <w:rFonts w:ascii="Arial" w:eastAsia="Times New Roman" w:hAnsi="Arial" w:cs="Arial"/>
-          <w:lang w:eastAsia="en-US"/>
-        </w:rPr>
-      </w:pPr>
-      <w:r>
-        <w:rPr>
-          <w:rFonts w:ascii="Arial" w:eastAsia="Times New Roman" w:hAnsi="Arial" w:cs="Arial"/>
+          <w:rFonts w:ascii="Arial" w:hAnsi="Arial" w:eastAsia="Times New Roman" w:cs="Arial"/>
+          <w:lang w:eastAsia="en-US"/>
+        </w:rPr>
+      </w:pPr>
+    </w:p>
+    <w:p>
+      <w:pPr>
+        <w:overflowPunct w:val="0"/>
+        <w:autoSpaceDE w:val="0"/>
+        <w:autoSpaceDN w:val="0"/>
+        <w:adjustRightInd w:val="0"/>
+        <w:spacing w:after="0" w:line="240" w:lineRule="auto"/>
+        <w:textAlignment w:val="baseline"/>
+        <w:rPr>
+          <w:rFonts w:ascii="Arial" w:hAnsi="Arial" w:eastAsia="Times New Roman" w:cs="Arial"/>
+          <w:lang w:eastAsia="en-US"/>
+        </w:rPr>
+      </w:pPr>
+      <w:r>
+        <w:rPr>
+          <w:rFonts w:ascii="Arial" w:hAnsi="Arial" w:eastAsia="Times New Roman" w:cs="Arial"/>
           <w:lang w:eastAsia="en-US"/>
         </w:rPr>
         <w:t>Udviklingen i Nettoprisindekser har været:</w:t>
@@ -798,7 +798,7 @@
         <w:spacing w:after="0" w:line="240" w:lineRule="auto"/>
         <w:textAlignment w:val="baseline"/>
         <w:rPr>
-          <w:rFonts w:ascii="Arial" w:eastAsia="Times New Roman" w:hAnsi="Arial" w:cs="Arial"/>
+          <w:rFonts w:ascii="Arial" w:hAnsi="Arial" w:eastAsia="Times New Roman" w:cs="Arial"/>
           <w:lang w:eastAsia="en-US"/>
         </w:rPr>
       </w:pPr>
@@ -815,34 +815,34 @@
         <w:spacing w:after="0" w:line="240" w:lineRule="auto"/>
         <w:textAlignment w:val="baseline"/>
         <w:rPr>
-          <w:rFonts w:ascii="Arial" w:eastAsia="Times New Roman" w:hAnsi="Arial" w:cs="Arial"/>
-          <w:lang w:eastAsia="en-US"/>
-        </w:rPr>
-      </w:pPr>
-      <w:r>
-        <w:rPr>
-          <w:rFonts w:ascii="Arial" w:eastAsia="Times New Roman" w:hAnsi="Arial" w:cs="Arial"/>
+          <w:rFonts w:ascii="Arial" w:hAnsi="Arial" w:eastAsia="Times New Roman" w:cs="Arial"/>
+          <w:lang w:eastAsia="en-US"/>
+        </w:rPr>
+      </w:pPr>
+      <w:r>
+        <w:rPr>
+          <w:rFonts w:ascii="Arial" w:hAnsi="Arial" w:eastAsia="Times New Roman" w:cs="Arial"/>
           <w:lang w:eastAsia="en-US"/>
         </w:rPr>
         <w:t>Indeks</w:t>
       </w:r>
       <w:r>
         <w:rPr>
-          <w:rFonts w:ascii="Arial" w:eastAsia="Times New Roman" w:hAnsi="Arial" w:cs="Arial"/>
+          <w:rFonts w:ascii="Arial" w:hAnsi="Arial" w:eastAsia="Times New Roman" w:cs="Arial"/>
           <w:lang w:eastAsia="en-US"/>
         </w:rPr>
         <w:t xml:space="preserve"> 1</w:t>
       </w:r>
       <w:r>
         <w:rPr>
-          <w:rFonts w:ascii="Arial" w:eastAsia="Times New Roman" w:hAnsi="Arial" w:cs="Arial"/>
+          <w:rFonts w:ascii="Arial" w:hAnsi="Arial" w:eastAsia="Times New Roman" w:cs="Arial"/>
           <w:lang w:eastAsia="en-US"/>
         </w:rPr>
         <w:t>:</w:t>
       </w:r>
       <w:r>
         <w:rPr>
-          <w:rFonts w:ascii="Arial" w:eastAsia="Times New Roman" w:hAnsi="Arial" w:cs="Arial"/>
+          <w:rFonts w:ascii="Arial" w:hAnsi="Arial" w:eastAsia="Times New Roman" w:cs="Arial"/>
           <w:lang w:eastAsia="en-US"/>
         </w:rPr>
         <w:tab/>
@@ -850,7 +850,7 @@
       <w:sdt>
         <w:sdtPr>
           <w:rPr>
-            <w:rFonts w:ascii="Arial" w:eastAsia="Times New Roman" w:hAnsi="Arial" w:cs="Arial"/>
+            <w:rFonts w:ascii="Arial" w:hAnsi="Arial" w:eastAsia="Times New Roman" w:cs="Arial"/>
             <w:lang w:eastAsia="en-US"/>
           </w:rPr>
           <w:alias w:val="#Nav: /SVA_Regulations/IndeksOld"/>
@@ -867,7 +867,7 @@
           <w:proofErr w:type="spellStart"/>
           <w:r>
             <w:rPr>
-              <w:rFonts w:ascii="Arial" w:eastAsia="Times New Roman" w:hAnsi="Arial" w:cs="Arial"/>
+              <w:rFonts w:ascii="Arial" w:hAnsi="Arial" w:eastAsia="Times New Roman" w:cs="Arial"/>
               <w:lang w:eastAsia="en-US"/>
             </w:rPr>
             <w:t>IndeksOld</w:t>
@@ -888,34 +888,34 @@
         <w:spacing w:after="0" w:line="240" w:lineRule="auto"/>
         <w:textAlignment w:val="baseline"/>
         <w:rPr>
-          <w:rFonts w:ascii="Arial" w:eastAsia="Times New Roman" w:hAnsi="Arial" w:cs="Arial"/>
-          <w:lang w:eastAsia="en-US"/>
-        </w:rPr>
-      </w:pPr>
-      <w:r>
-        <w:rPr>
-          <w:rFonts w:ascii="Arial" w:eastAsia="Times New Roman" w:hAnsi="Arial" w:cs="Arial"/>
+          <w:rFonts w:ascii="Arial" w:hAnsi="Arial" w:eastAsia="Times New Roman" w:cs="Arial"/>
+          <w:lang w:eastAsia="en-US"/>
+        </w:rPr>
+      </w:pPr>
+      <w:r>
+        <w:rPr>
+          <w:rFonts w:ascii="Arial" w:hAnsi="Arial" w:eastAsia="Times New Roman" w:cs="Arial"/>
           <w:lang w:eastAsia="en-US"/>
         </w:rPr>
         <w:t>Indeks</w:t>
       </w:r>
       <w:r>
         <w:rPr>
-          <w:rFonts w:ascii="Arial" w:eastAsia="Times New Roman" w:hAnsi="Arial" w:cs="Arial"/>
+          <w:rFonts w:ascii="Arial" w:hAnsi="Arial" w:eastAsia="Times New Roman" w:cs="Arial"/>
           <w:lang w:eastAsia="en-US"/>
         </w:rPr>
         <w:t xml:space="preserve"> 2</w:t>
       </w:r>
       <w:r>
         <w:rPr>
-          <w:rFonts w:ascii="Arial" w:eastAsia="Times New Roman" w:hAnsi="Arial" w:cs="Arial"/>
+          <w:rFonts w:ascii="Arial" w:hAnsi="Arial" w:eastAsia="Times New Roman" w:cs="Arial"/>
           <w:lang w:eastAsia="en-US"/>
         </w:rPr>
         <w:t>:</w:t>
       </w:r>
       <w:r>
         <w:rPr>
-          <w:rFonts w:ascii="Arial" w:eastAsia="Times New Roman" w:hAnsi="Arial" w:cs="Arial"/>
+          <w:rFonts w:ascii="Arial" w:hAnsi="Arial" w:eastAsia="Times New Roman" w:cs="Arial"/>
           <w:lang w:eastAsia="en-US"/>
         </w:rPr>
         <w:tab/>
@@ -923,7 +923,7 @@
       <w:sdt>
         <w:sdtPr>
           <w:rPr>
-            <w:rFonts w:ascii="Arial" w:eastAsia="Times New Roman" w:hAnsi="Arial" w:cs="Arial"/>
+            <w:rFonts w:ascii="Arial" w:hAnsi="Arial" w:eastAsia="Times New Roman" w:cs="Arial"/>
             <w:lang w:eastAsia="en-US"/>
           </w:rPr>
           <w:alias w:val="#Nav: /SVA_Regulations/IndeksNew"/>
@@ -940,7 +940,7 @@
           <w:proofErr w:type="spellStart"/>
           <w:r>
             <w:rPr>
-              <w:rFonts w:ascii="Arial" w:eastAsia="Times New Roman" w:hAnsi="Arial" w:cs="Arial"/>
+              <w:rFonts w:ascii="Arial" w:hAnsi="Arial" w:eastAsia="Times New Roman" w:cs="Arial"/>
               <w:lang w:eastAsia="en-US"/>
             </w:rPr>
             <w:t>IndeksNew</w:t>
@@ -950,7 +950,7 @@
       </w:sdt>
       <w:r>
         <w:rPr>
-          <w:rFonts w:ascii="Arial" w:eastAsia="Times New Roman" w:hAnsi="Arial" w:cs="Arial"/>
+          <w:rFonts w:ascii="Arial" w:hAnsi="Arial" w:eastAsia="Times New Roman" w:cs="Arial"/>
           <w:lang w:eastAsia="en-US"/>
         </w:rPr>
         <w:tab/>
@@ -968,27 +968,27 @@
         <w:spacing w:after="0" w:line="240" w:lineRule="auto"/>
         <w:textAlignment w:val="baseline"/>
         <w:rPr>
-          <w:rFonts w:ascii="Arial" w:eastAsia="Times New Roman" w:hAnsi="Arial" w:cs="Arial"/>
-          <w:lang w:eastAsia="en-US"/>
-        </w:rPr>
-      </w:pPr>
-    </w:p>
-    <w:p>
-      <w:pPr>
-        <w:overflowPunct w:val="0"/>
-        <w:autoSpaceDE w:val="0"/>
-        <w:autoSpaceDN w:val="0"/>
-        <w:adjustRightInd w:val="0"/>
-        <w:spacing w:after="0" w:line="240" w:lineRule="auto"/>
-        <w:textAlignment w:val="baseline"/>
-        <w:rPr>
-          <w:rFonts w:ascii="Arial" w:eastAsia="Times New Roman" w:hAnsi="Arial" w:cs="Arial"/>
-          <w:lang w:eastAsia="en-US"/>
-        </w:rPr>
-      </w:pPr>
-      <w:r>
-        <w:rPr>
-          <w:rFonts w:ascii="Arial" w:eastAsia="Times New Roman" w:hAnsi="Arial" w:cs="Arial"/>
+          <w:rFonts w:ascii="Arial" w:hAnsi="Arial" w:eastAsia="Times New Roman" w:cs="Arial"/>
+          <w:lang w:eastAsia="en-US"/>
+        </w:rPr>
+      </w:pPr>
+    </w:p>
+    <w:p>
+      <w:pPr>
+        <w:overflowPunct w:val="0"/>
+        <w:autoSpaceDE w:val="0"/>
+        <w:autoSpaceDN w:val="0"/>
+        <w:adjustRightInd w:val="0"/>
+        <w:spacing w:after="0" w:line="240" w:lineRule="auto"/>
+        <w:textAlignment w:val="baseline"/>
+        <w:rPr>
+          <w:rFonts w:ascii="Arial" w:hAnsi="Arial" w:eastAsia="Times New Roman" w:cs="Arial"/>
+          <w:lang w:eastAsia="en-US"/>
+        </w:rPr>
+      </w:pPr>
+      <w:r>
+        <w:rPr>
+          <w:rFonts w:ascii="Arial" w:hAnsi="Arial" w:eastAsia="Times New Roman" w:cs="Arial"/>
           <w:lang w:eastAsia="en-US"/>
         </w:rPr>
         <w:t xml:space="preserve">Stigningen i den årlige leje udgør </w:t>
@@ -996,7 +996,7 @@
       <w:sdt>
         <w:sdtPr>
           <w:rPr>
-            <w:rFonts w:ascii="Arial" w:eastAsia="Times New Roman" w:hAnsi="Arial" w:cs="Arial"/>
+            <w:rFonts w:ascii="Arial" w:hAnsi="Arial" w:eastAsia="Times New Roman" w:cs="Arial"/>
             <w:lang w:eastAsia="en-US"/>
           </w:rPr>
           <w:alias w:val="#Nav: /SVA_Regulations/ActualRegulation"/>
@@ -1013,7 +1013,7 @@
           <w:proofErr w:type="spellStart"/>
           <w:r>
             <w:rPr>
-              <w:rFonts w:ascii="Arial" w:eastAsia="Times New Roman" w:hAnsi="Arial" w:cs="Arial"/>
+              <w:rFonts w:ascii="Arial" w:hAnsi="Arial" w:eastAsia="Times New Roman" w:cs="Arial"/>
               <w:lang w:eastAsia="en-US"/>
             </w:rPr>
             <w:t>ActualRegulation</w:t>
@@ -1023,7 +1023,7 @@
       </w:sdt>
       <w:r>
         <w:rPr>
-          <w:rFonts w:ascii="Arial" w:eastAsia="Times New Roman" w:hAnsi="Arial" w:cs="Arial"/>
+          <w:rFonts w:ascii="Arial" w:hAnsi="Arial" w:eastAsia="Times New Roman" w:cs="Arial"/>
           <w:lang w:eastAsia="en-US"/>
         </w:rPr>
         <w:t>%</w:t>
@@ -1038,7 +1038,7 @@
         <w:spacing w:after="0" w:line="240" w:lineRule="auto"/>
         <w:textAlignment w:val="baseline"/>
         <w:rPr>
-          <w:rFonts w:ascii="Arial" w:eastAsia="Times New Roman" w:hAnsi="Arial" w:cs="Arial"/>
+          <w:rFonts w:ascii="Arial" w:hAnsi="Arial" w:eastAsia="Times New Roman" w:cs="Arial"/>
           <w:b/>
           <w:lang w:eastAsia="en-US"/>
         </w:rPr>
@@ -1053,14 +1053,14 @@
         <w:spacing w:after="0" w:line="240" w:lineRule="auto"/>
         <w:textAlignment w:val="baseline"/>
         <w:rPr>
-          <w:rFonts w:ascii="Arial" w:eastAsia="Times New Roman" w:hAnsi="Arial" w:cs="Arial"/>
+          <w:rFonts w:ascii="Arial" w:hAnsi="Arial" w:eastAsia="Times New Roman" w:cs="Arial"/>
           <w:b/>
           <w:lang w:eastAsia="en-US"/>
         </w:rPr>
       </w:pPr>
       <w:r>
         <w:rPr>
-          <w:rFonts w:ascii="Arial" w:eastAsia="Times New Roman" w:hAnsi="Arial" w:cs="Arial"/>
+          <w:rFonts w:ascii="Arial" w:hAnsi="Arial" w:eastAsia="Times New Roman" w:cs="Arial"/>
           <w:b/>
           <w:lang w:eastAsia="en-US"/>
         </w:rPr>
@@ -1069,7 +1069,7 @@
       <w:sdt>
         <w:sdtPr>
           <w:rPr>
-            <w:rFonts w:ascii="Arial" w:eastAsia="Times New Roman" w:hAnsi="Arial" w:cs="Arial"/>
+            <w:rFonts w:ascii="Arial" w:hAnsi="Arial" w:eastAsia="Times New Roman" w:cs="Arial"/>
             <w:b/>
             <w:lang w:eastAsia="en-US"/>
           </w:rPr>
@@ -1087,7 +1087,7 @@
           <w:proofErr w:type="spellStart"/>
           <w:r>
             <w:rPr>
-              <w:rFonts w:ascii="Arial" w:eastAsia="Times New Roman" w:hAnsi="Arial" w:cs="Arial"/>
+              <w:rFonts w:ascii="Arial" w:hAnsi="Arial" w:eastAsia="Times New Roman" w:cs="Arial"/>
               <w:b/>
               <w:lang w:eastAsia="en-US"/>
             </w:rPr>
@@ -1098,7 +1098,7 @@
       </w:sdt>
       <w:r>
         <w:rPr>
-          <w:rFonts w:ascii="Arial" w:eastAsia="Times New Roman" w:hAnsi="Arial" w:cs="Arial"/>
+          <w:rFonts w:ascii="Arial" w:hAnsi="Arial" w:eastAsia="Times New Roman" w:cs="Arial"/>
           <w:b/>
           <w:lang w:eastAsia="en-US"/>
         </w:rPr>
@@ -1114,7 +1114,7 @@
         <w:spacing w:after="0" w:line="240" w:lineRule="auto"/>
         <w:textAlignment w:val="baseline"/>
         <w:rPr>
-          <w:rFonts w:ascii="Arial" w:eastAsia="Times New Roman" w:hAnsi="Arial" w:cs="Arial"/>
+          <w:rFonts w:ascii="Arial" w:hAnsi="Arial" w:eastAsia="Times New Roman" w:cs="Arial"/>
           <w:b/>
           <w:lang w:eastAsia="en-US"/>
         </w:rPr>
@@ -1133,14 +1133,14 @@
         <w:spacing w:after="0" w:line="240" w:lineRule="auto"/>
         <w:textAlignment w:val="baseline"/>
         <w:rPr>
-          <w:rFonts w:ascii="Arial" w:eastAsia="Times New Roman" w:hAnsi="Arial" w:cs="Arial"/>
+          <w:rFonts w:ascii="Arial" w:hAnsi="Arial" w:eastAsia="Times New Roman" w:cs="Arial"/>
           <w:b/>
           <w:lang w:eastAsia="en-US"/>
         </w:rPr>
       </w:pPr>
       <w:r>
         <w:rPr>
-          <w:rFonts w:ascii="Arial" w:eastAsia="Times New Roman" w:hAnsi="Arial" w:cs="Arial"/>
+          <w:rFonts w:ascii="Arial" w:hAnsi="Arial" w:eastAsia="Times New Roman" w:cs="Arial"/>
           <w:b/>
           <w:lang w:eastAsia="en-US"/>
         </w:rPr>
@@ -1149,7 +1149,7 @@
       </w:r>
       <w:r>
         <w:rPr>
-          <w:rFonts w:ascii="Arial" w:eastAsia="Times New Roman" w:hAnsi="Arial" w:cs="Arial"/>
+          <w:rFonts w:ascii="Arial" w:hAnsi="Arial" w:eastAsia="Times New Roman" w:cs="Arial"/>
           <w:b/>
           <w:lang w:eastAsia="en-US"/>
         </w:rPr>
@@ -1170,20 +1170,20 @@
         <w:spacing w:after="0" w:line="240" w:lineRule="auto"/>
         <w:textAlignment w:val="baseline"/>
         <w:rPr>
-          <w:rFonts w:ascii="Arial" w:eastAsia="Times New Roman" w:hAnsi="Arial" w:cs="Arial"/>
-          <w:lang w:eastAsia="en-US"/>
-        </w:rPr>
-      </w:pPr>
-      <w:r>
-        <w:rPr>
-          <w:rFonts w:ascii="Arial" w:eastAsia="Times New Roman" w:hAnsi="Arial" w:cs="Arial"/>
+          <w:rFonts w:ascii="Arial" w:hAnsi="Arial" w:eastAsia="Times New Roman" w:cs="Arial"/>
+          <w:lang w:eastAsia="en-US"/>
+        </w:rPr>
+      </w:pPr>
+      <w:r>
+        <w:rPr>
+          <w:rFonts w:ascii="Arial" w:hAnsi="Arial" w:eastAsia="Times New Roman" w:cs="Arial"/>
           <w:lang w:eastAsia="en-US"/>
         </w:rPr>
         <w:t>Nuværende beløb</w:t>
       </w:r>
       <w:r>
         <w:rPr>
-          <w:rFonts w:ascii="Arial" w:eastAsia="Times New Roman" w:hAnsi="Arial" w:cs="Arial"/>
+          <w:rFonts w:ascii="Arial" w:hAnsi="Arial" w:eastAsia="Times New Roman" w:cs="Arial"/>
           <w:lang w:eastAsia="en-US"/>
         </w:rPr>
         <w:tab/>
@@ -1191,7 +1191,7 @@
       <w:sdt>
         <w:sdtPr>
           <w:rPr>
-            <w:rFonts w:ascii="Arial" w:eastAsia="Times New Roman" w:hAnsi="Arial" w:cs="Arial"/>
+            <w:rFonts w:ascii="Arial" w:hAnsi="Arial" w:eastAsia="Times New Roman" w:cs="Arial"/>
             <w:lang w:eastAsia="en-US"/>
           </w:rPr>
           <w:alias w:val="#Nav: /SVA_Regulations/RentYearNow"/>
@@ -1208,7 +1208,7 @@
           <w:proofErr w:type="spellStart"/>
           <w:r>
             <w:rPr>
-              <w:rFonts w:ascii="Arial" w:eastAsia="Times New Roman" w:hAnsi="Arial" w:cs="Arial"/>
+              <w:rFonts w:ascii="Arial" w:hAnsi="Arial" w:eastAsia="Times New Roman" w:cs="Arial"/>
               <w:lang w:eastAsia="en-US"/>
             </w:rPr>
             <w:t>RentYearNow</w:t>
@@ -1218,14 +1218,14 @@
       </w:sdt>
       <w:r>
         <w:rPr>
-          <w:rFonts w:ascii="Arial" w:eastAsia="Times New Roman" w:hAnsi="Arial" w:cs="Arial"/>
+          <w:rFonts w:ascii="Arial" w:hAnsi="Arial" w:eastAsia="Times New Roman" w:cs="Arial"/>
           <w:lang w:eastAsia="en-US"/>
         </w:rPr>
         <w:t xml:space="preserve"> kr.</w:t>
       </w:r>
       <w:r>
         <w:rPr>
-          <w:rFonts w:ascii="Arial" w:eastAsia="Times New Roman" w:hAnsi="Arial" w:cs="Arial"/>
+          <w:rFonts w:ascii="Arial" w:hAnsi="Arial" w:eastAsia="Times New Roman" w:cs="Arial"/>
           <w:lang w:eastAsia="en-US"/>
         </w:rPr>
         <w:tab/>
@@ -1233,7 +1233,7 @@
       <w:sdt>
         <w:sdtPr>
           <w:rPr>
-            <w:rFonts w:ascii="Arial" w:eastAsia="Times New Roman" w:hAnsi="Arial" w:cs="Arial"/>
+            <w:rFonts w:ascii="Arial" w:hAnsi="Arial" w:eastAsia="Times New Roman" w:cs="Arial"/>
             <w:lang w:eastAsia="en-US"/>
           </w:rPr>
           <w:alias w:val="#Nav: /SVA_Regulations/RentPerNow"/>
@@ -1250,7 +1250,7 @@
           <w:proofErr w:type="spellStart"/>
           <w:r>
             <w:rPr>
-              <w:rFonts w:ascii="Arial" w:eastAsia="Times New Roman" w:hAnsi="Arial" w:cs="Arial"/>
+              <w:rFonts w:ascii="Arial" w:hAnsi="Arial" w:eastAsia="Times New Roman" w:cs="Arial"/>
               <w:lang w:eastAsia="en-US"/>
             </w:rPr>
             <w:t>RentPerNow</w:t>
@@ -1260,7 +1260,7 @@
       </w:sdt>
       <w:r>
         <w:rPr>
-          <w:rFonts w:ascii="Arial" w:eastAsia="Times New Roman" w:hAnsi="Arial" w:cs="Arial"/>
+          <w:rFonts w:ascii="Arial" w:hAnsi="Arial" w:eastAsia="Times New Roman" w:cs="Arial"/>
           <w:lang w:eastAsia="en-US"/>
         </w:rPr>
         <w:t xml:space="preserve"> kr.</w:t>
@@ -1279,20 +1279,20 @@
         <w:spacing w:after="0" w:line="240" w:lineRule="auto"/>
         <w:textAlignment w:val="baseline"/>
         <w:rPr>
-          <w:rFonts w:ascii="Arial" w:eastAsia="Times New Roman" w:hAnsi="Arial" w:cs="Arial"/>
-          <w:lang w:eastAsia="en-US"/>
-        </w:rPr>
-      </w:pPr>
-      <w:r>
-        <w:rPr>
-          <w:rFonts w:ascii="Arial" w:eastAsia="Times New Roman" w:hAnsi="Arial" w:cs="Arial"/>
+          <w:rFonts w:ascii="Arial" w:hAnsi="Arial" w:eastAsia="Times New Roman" w:cs="Arial"/>
+          <w:lang w:eastAsia="en-US"/>
+        </w:rPr>
+      </w:pPr>
+      <w:r>
+        <w:rPr>
+          <w:rFonts w:ascii="Arial" w:hAnsi="Arial" w:eastAsia="Times New Roman" w:cs="Arial"/>
           <w:lang w:eastAsia="en-US"/>
         </w:rPr>
         <w:t>Regulering</w:t>
       </w:r>
       <w:r>
         <w:rPr>
-          <w:rFonts w:ascii="Arial" w:eastAsia="Times New Roman" w:hAnsi="Arial" w:cs="Arial"/>
+          <w:rFonts w:ascii="Arial" w:hAnsi="Arial" w:eastAsia="Times New Roman" w:cs="Arial"/>
           <w:lang w:eastAsia="en-US"/>
         </w:rPr>
         <w:tab/>
@@ -1300,7 +1300,7 @@
       <w:sdt>
         <w:sdtPr>
           <w:rPr>
-            <w:rFonts w:ascii="Arial" w:eastAsia="Times New Roman" w:hAnsi="Arial" w:cs="Arial"/>
+            <w:rFonts w:ascii="Arial" w:hAnsi="Arial" w:eastAsia="Times New Roman" w:cs="Arial"/>
             <w:lang w:eastAsia="en-US"/>
           </w:rPr>
           <w:alias w:val="#Nav: /SVA_Regulations/RegulationYear"/>
@@ -1317,7 +1317,7 @@
           <w:proofErr w:type="spellStart"/>
           <w:r>
             <w:rPr>
-              <w:rFonts w:ascii="Arial" w:eastAsia="Times New Roman" w:hAnsi="Arial" w:cs="Arial"/>
+              <w:rFonts w:ascii="Arial" w:hAnsi="Arial" w:eastAsia="Times New Roman" w:cs="Arial"/>
               <w:lang w:eastAsia="en-US"/>
             </w:rPr>
             <w:t>RegulationYear</w:t>
@@ -1327,14 +1327,14 @@
       </w:sdt>
       <w:r>
         <w:rPr>
-          <w:rFonts w:ascii="Arial" w:eastAsia="Times New Roman" w:hAnsi="Arial" w:cs="Arial"/>
+          <w:rFonts w:ascii="Arial" w:hAnsi="Arial" w:eastAsia="Times New Roman" w:cs="Arial"/>
           <w:lang w:eastAsia="en-US"/>
         </w:rPr>
         <w:t xml:space="preserve"> kr.</w:t>
       </w:r>
       <w:r>
         <w:rPr>
-          <w:rFonts w:ascii="Arial" w:eastAsia="Times New Roman" w:hAnsi="Arial" w:cs="Arial"/>
+          <w:rFonts w:ascii="Arial" w:hAnsi="Arial" w:eastAsia="Times New Roman" w:cs="Arial"/>
           <w:lang w:eastAsia="en-US"/>
         </w:rPr>
         <w:tab/>
@@ -1342,7 +1342,7 @@
       <w:sdt>
         <w:sdtPr>
           <w:rPr>
-            <w:rFonts w:ascii="Arial" w:eastAsia="Times New Roman" w:hAnsi="Arial" w:cs="Arial"/>
+            <w:rFonts w:ascii="Arial" w:hAnsi="Arial" w:eastAsia="Times New Roman" w:cs="Arial"/>
             <w:lang w:eastAsia="en-US"/>
           </w:rPr>
           <w:alias w:val="#Nav: /SVA_Regulations/RegulationPer"/>
@@ -1359,7 +1359,7 @@
           <w:proofErr w:type="spellStart"/>
           <w:r>
             <w:rPr>
-              <w:rFonts w:ascii="Arial" w:eastAsia="Times New Roman" w:hAnsi="Arial" w:cs="Arial"/>
+              <w:rFonts w:ascii="Arial" w:hAnsi="Arial" w:eastAsia="Times New Roman" w:cs="Arial"/>
               <w:lang w:eastAsia="en-US"/>
             </w:rPr>
             <w:t>RegulationPer</w:t>
@@ -1369,7 +1369,7 @@
       </w:sdt>
       <w:r>
         <w:rPr>
-          <w:rFonts w:ascii="Arial" w:eastAsia="Times New Roman" w:hAnsi="Arial" w:cs="Arial"/>
+          <w:rFonts w:ascii="Arial" w:hAnsi="Arial" w:eastAsia="Times New Roman" w:cs="Arial"/>
           <w:lang w:eastAsia="en-US"/>
         </w:rPr>
         <w:t xml:space="preserve"> kr.</w:t>
@@ -1388,20 +1388,20 @@
         <w:spacing w:after="0" w:line="240" w:lineRule="auto"/>
         <w:textAlignment w:val="baseline"/>
         <w:rPr>
-          <w:rFonts w:ascii="Arial" w:eastAsia="Times New Roman" w:hAnsi="Arial" w:cs="Arial"/>
-          <w:lang w:eastAsia="en-US"/>
-        </w:rPr>
-      </w:pPr>
-      <w:r>
-        <w:rPr>
-          <w:rFonts w:ascii="Arial" w:eastAsia="Times New Roman" w:hAnsi="Arial" w:cs="Arial"/>
+          <w:rFonts w:ascii="Arial" w:hAnsi="Arial" w:eastAsia="Times New Roman" w:cs="Arial"/>
+          <w:lang w:eastAsia="en-US"/>
+        </w:rPr>
+      </w:pPr>
+      <w:r>
+        <w:rPr>
+          <w:rFonts w:ascii="Arial" w:hAnsi="Arial" w:eastAsia="Times New Roman" w:cs="Arial"/>
           <w:lang w:eastAsia="en-US"/>
         </w:rPr>
         <w:t>Fremtidigt beløb</w:t>
       </w:r>
       <w:r>
         <w:rPr>
-          <w:rFonts w:ascii="Arial" w:eastAsia="Times New Roman" w:hAnsi="Arial" w:cs="Arial"/>
+          <w:rFonts w:ascii="Arial" w:hAnsi="Arial" w:eastAsia="Times New Roman" w:cs="Arial"/>
           <w:lang w:eastAsia="en-US"/>
         </w:rPr>
         <w:tab/>
@@ -1409,7 +1409,7 @@
       <w:sdt>
         <w:sdtPr>
           <w:rPr>
-            <w:rFonts w:ascii="Arial" w:eastAsia="Times New Roman" w:hAnsi="Arial" w:cs="Arial"/>
+            <w:rFonts w:ascii="Arial" w:hAnsi="Arial" w:eastAsia="Times New Roman" w:cs="Arial"/>
             <w:lang w:eastAsia="en-US"/>
           </w:rPr>
           <w:alias w:val="#Nav: /SVA_Regulations/RentYearNew"/>
@@ -1426,7 +1426,7 @@
           <w:proofErr w:type="spellStart"/>
           <w:r>
             <w:rPr>
-              <w:rFonts w:ascii="Arial" w:eastAsia="Times New Roman" w:hAnsi="Arial" w:cs="Arial"/>
+              <w:rFonts w:ascii="Arial" w:hAnsi="Arial" w:eastAsia="Times New Roman" w:cs="Arial"/>
               <w:lang w:eastAsia="en-US"/>
             </w:rPr>
             <w:t>RentYearNew</w:t>
@@ -1436,14 +1436,14 @@
       </w:sdt>
       <w:r>
         <w:rPr>
-          <w:rFonts w:ascii="Arial" w:eastAsia="Times New Roman" w:hAnsi="Arial" w:cs="Arial"/>
+          <w:rFonts w:ascii="Arial" w:hAnsi="Arial" w:eastAsia="Times New Roman" w:cs="Arial"/>
           <w:lang w:eastAsia="en-US"/>
         </w:rPr>
         <w:t xml:space="preserve"> kr.</w:t>
       </w:r>
       <w:r>
         <w:rPr>
-          <w:rFonts w:ascii="Arial" w:eastAsia="Times New Roman" w:hAnsi="Arial" w:cs="Arial"/>
+          <w:rFonts w:ascii="Arial" w:hAnsi="Arial" w:eastAsia="Times New Roman" w:cs="Arial"/>
           <w:lang w:eastAsia="en-US"/>
         </w:rPr>
         <w:tab/>
@@ -1451,7 +1451,7 @@
       <w:sdt>
         <w:sdtPr>
           <w:rPr>
-            <w:rFonts w:ascii="Arial" w:eastAsia="Times New Roman" w:hAnsi="Arial" w:cs="Arial"/>
+            <w:rFonts w:ascii="Arial" w:hAnsi="Arial" w:eastAsia="Times New Roman" w:cs="Arial"/>
             <w:lang w:eastAsia="en-US"/>
           </w:rPr>
           <w:alias w:val="#Nav: /SVA_Regulations/RentPerNew"/>
@@ -1468,7 +1468,7 @@
           <w:proofErr w:type="spellStart"/>
           <w:r>
             <w:rPr>
-              <w:rFonts w:ascii="Arial" w:eastAsia="Times New Roman" w:hAnsi="Arial" w:cs="Arial"/>
+              <w:rFonts w:ascii="Arial" w:hAnsi="Arial" w:eastAsia="Times New Roman" w:cs="Arial"/>
               <w:lang w:eastAsia="en-US"/>
             </w:rPr>
             <w:t>RentPerNew</w:t>
@@ -1478,7 +1478,7 @@
       </w:sdt>
       <w:r>
         <w:rPr>
-          <w:rFonts w:ascii="Arial" w:eastAsia="Times New Roman" w:hAnsi="Arial" w:cs="Arial"/>
+          <w:rFonts w:ascii="Arial" w:hAnsi="Arial" w:eastAsia="Times New Roman" w:cs="Arial"/>
           <w:lang w:eastAsia="en-US"/>
         </w:rPr>
         <w:t xml:space="preserve"> kr.</w:t>
@@ -1498,14 +1498,14 @@
         <w:spacing w:after="0" w:line="240" w:lineRule="auto"/>
         <w:textAlignment w:val="baseline"/>
         <w:rPr>
-          <w:rFonts w:ascii="Arial" w:eastAsia="Times New Roman" w:hAnsi="Arial" w:cs="Arial"/>
+          <w:rFonts w:ascii="Arial" w:hAnsi="Arial" w:eastAsia="Times New Roman" w:cs="Arial"/>
           <w:b/>
           <w:lang w:eastAsia="en-US"/>
         </w:rPr>
       </w:pPr>
       <w:r>
         <w:rPr>
-          <w:rFonts w:ascii="Arial" w:eastAsia="Times New Roman" w:hAnsi="Arial" w:cs="Arial"/>
+          <w:rFonts w:ascii="Arial" w:hAnsi="Arial" w:eastAsia="Times New Roman" w:cs="Arial"/>
           <w:b/>
           <w:lang w:eastAsia="en-US"/>
         </w:rPr>
@@ -1528,7 +1528,7 @@
         <w:spacing w:after="0" w:line="240" w:lineRule="auto"/>
         <w:textAlignment w:val="baseline"/>
         <w:rPr>
-          <w:rFonts w:ascii="Arial" w:eastAsia="Times New Roman" w:hAnsi="Arial" w:cs="Arial"/>
+          <w:rFonts w:ascii="Arial" w:hAnsi="Arial" w:eastAsia="Times New Roman" w:cs="Arial"/>
           <w:lang w:eastAsia="en-US"/>
         </w:rPr>
       </w:pPr>
@@ -1547,13 +1547,13 @@
         <w:spacing w:after="0" w:line="240" w:lineRule="auto"/>
         <w:textAlignment w:val="baseline"/>
         <w:rPr>
-          <w:rFonts w:ascii="Arial" w:eastAsia="Times New Roman" w:hAnsi="Arial" w:cs="Arial"/>
-          <w:lang w:eastAsia="en-US"/>
-        </w:rPr>
-      </w:pPr>
-      <w:r>
-        <w:rPr>
-          <w:rFonts w:ascii="Arial" w:eastAsia="Times New Roman" w:hAnsi="Arial" w:cs="Arial"/>
+          <w:rFonts w:ascii="Arial" w:hAnsi="Arial" w:eastAsia="Times New Roman" w:cs="Arial"/>
+          <w:lang w:eastAsia="en-US"/>
+        </w:rPr>
+      </w:pPr>
+      <w:r>
+        <w:rPr>
+          <w:rFonts w:ascii="Arial" w:hAnsi="Arial" w:eastAsia="Times New Roman" w:cs="Arial"/>
           <w:lang w:eastAsia="en-US"/>
         </w:rPr>
         <w:t>I forbindelse med forhøjelsen reguleres depositum således:</w:t>
@@ -1573,7 +1573,7 @@
         <w:spacing w:after="0" w:line="240" w:lineRule="auto"/>
         <w:textAlignment w:val="baseline"/>
         <w:rPr>
-          <w:rFonts w:ascii="Arial" w:eastAsia="Times New Roman" w:hAnsi="Arial" w:cs="Arial"/>
+          <w:rFonts w:ascii="Arial" w:hAnsi="Arial" w:eastAsia="Times New Roman" w:cs="Arial"/>
           <w:lang w:eastAsia="en-US"/>
         </w:rPr>
       </w:pPr>
@@ -1592,34 +1592,34 @@
         <w:spacing w:after="0" w:line="240" w:lineRule="auto"/>
         <w:textAlignment w:val="baseline"/>
         <w:rPr>
-          <w:rFonts w:ascii="Arial" w:eastAsia="Times New Roman" w:hAnsi="Arial" w:cs="Arial"/>
-          <w:lang w:eastAsia="en-US"/>
-        </w:rPr>
-      </w:pPr>
-      <w:r>
-        <w:rPr>
-          <w:rFonts w:ascii="Arial" w:eastAsia="Times New Roman" w:hAnsi="Arial" w:cs="Arial"/>
+          <w:rFonts w:ascii="Arial" w:hAnsi="Arial" w:eastAsia="Times New Roman" w:cs="Arial"/>
+          <w:lang w:eastAsia="en-US"/>
+        </w:rPr>
+      </w:pPr>
+      <w:r>
+        <w:rPr>
+          <w:rFonts w:ascii="Arial" w:hAnsi="Arial" w:eastAsia="Times New Roman" w:cs="Arial"/>
           <w:lang w:eastAsia="en-US"/>
         </w:rPr>
         <w:t>Nuværende depositum</w:t>
       </w:r>
       <w:r>
         <w:rPr>
-          <w:rFonts w:ascii="Arial" w:eastAsia="Times New Roman" w:hAnsi="Arial" w:cs="Arial"/>
+          <w:rFonts w:ascii="Arial" w:hAnsi="Arial" w:eastAsia="Times New Roman" w:cs="Arial"/>
           <w:lang w:eastAsia="en-US"/>
         </w:rPr>
         <w:tab/>
       </w:r>
       <w:r>
         <w:rPr>
-          <w:rFonts w:ascii="Arial" w:eastAsia="Times New Roman" w:hAnsi="Arial" w:cs="Arial"/>
+          <w:rFonts w:ascii="Arial" w:hAnsi="Arial" w:eastAsia="Times New Roman" w:cs="Arial"/>
           <w:lang w:eastAsia="en-US"/>
         </w:rPr>
         <w:tab/>
       </w:r>
       <w:r>
         <w:rPr>
-          <w:rFonts w:ascii="Arial" w:eastAsia="Times New Roman" w:hAnsi="Arial" w:cs="Arial"/>
+          <w:rFonts w:ascii="Arial" w:hAnsi="Arial" w:eastAsia="Times New Roman" w:cs="Arial"/>
           <w:lang w:eastAsia="en-US"/>
         </w:rPr>
         <w:tab/>
@@ -1627,7 +1627,7 @@
       <w:sdt>
         <w:sdtPr>
           <w:rPr>
-            <w:rFonts w:ascii="Arial" w:eastAsia="Times New Roman" w:hAnsi="Arial" w:cs="Arial"/>
+            <w:rFonts w:ascii="Arial" w:hAnsi="Arial" w:eastAsia="Times New Roman" w:cs="Arial"/>
             <w:lang w:eastAsia="en-US"/>
           </w:rPr>
           <w:alias w:val="#Nav: /SVA_Regulations/DepositNow"/>
@@ -1644,7 +1644,7 @@
           <w:proofErr w:type="spellStart"/>
           <w:r>
             <w:rPr>
-              <w:rFonts w:ascii="Arial" w:eastAsia="Times New Roman" w:hAnsi="Arial" w:cs="Arial"/>
+              <w:rFonts w:ascii="Arial" w:hAnsi="Arial" w:eastAsia="Times New Roman" w:cs="Arial"/>
               <w:lang w:eastAsia="en-US"/>
             </w:rPr>
             <w:t>DepositNow</w:t>
@@ -1654,7 +1654,7 @@
       </w:sdt>
       <w:r>
         <w:rPr>
-          <w:rFonts w:ascii="Arial" w:eastAsia="Times New Roman" w:hAnsi="Arial" w:cs="Arial"/>
+          <w:rFonts w:ascii="Arial" w:hAnsi="Arial" w:eastAsia="Times New Roman" w:cs="Arial"/>
           <w:lang w:eastAsia="en-US"/>
         </w:rPr>
         <w:t xml:space="preserve"> kr.</w:t>
@@ -1674,34 +1674,34 @@
         <w:spacing w:after="0" w:line="240" w:lineRule="auto"/>
         <w:textAlignment w:val="baseline"/>
         <w:rPr>
-          <w:rFonts w:ascii="Arial" w:eastAsia="Times New Roman" w:hAnsi="Arial" w:cs="Arial"/>
-          <w:lang w:eastAsia="en-US"/>
-        </w:rPr>
-      </w:pPr>
-      <w:r>
-        <w:rPr>
-          <w:rFonts w:ascii="Arial" w:eastAsia="Times New Roman" w:hAnsi="Arial" w:cs="Arial"/>
+          <w:rFonts w:ascii="Arial" w:hAnsi="Arial" w:eastAsia="Times New Roman" w:cs="Arial"/>
+          <w:lang w:eastAsia="en-US"/>
+        </w:rPr>
+      </w:pPr>
+      <w:r>
+        <w:rPr>
+          <w:rFonts w:ascii="Arial" w:hAnsi="Arial" w:eastAsia="Times New Roman" w:cs="Arial"/>
           <w:lang w:eastAsia="en-US"/>
         </w:rPr>
         <w:t>Regulering der opkræves</w:t>
       </w:r>
       <w:r>
         <w:rPr>
-          <w:rFonts w:ascii="Arial" w:eastAsia="Times New Roman" w:hAnsi="Arial" w:cs="Arial"/>
+          <w:rFonts w:ascii="Arial" w:hAnsi="Arial" w:eastAsia="Times New Roman" w:cs="Arial"/>
           <w:lang w:eastAsia="en-US"/>
         </w:rPr>
         <w:tab/>
       </w:r>
       <w:r>
         <w:rPr>
-          <w:rFonts w:ascii="Arial" w:eastAsia="Times New Roman" w:hAnsi="Arial" w:cs="Arial"/>
+          <w:rFonts w:ascii="Arial" w:hAnsi="Arial" w:eastAsia="Times New Roman" w:cs="Arial"/>
           <w:lang w:eastAsia="en-US"/>
         </w:rPr>
         <w:tab/>
       </w:r>
       <w:r>
         <w:rPr>
-          <w:rFonts w:ascii="Arial" w:eastAsia="Times New Roman" w:hAnsi="Arial" w:cs="Arial"/>
+          <w:rFonts w:ascii="Arial" w:hAnsi="Arial" w:eastAsia="Times New Roman" w:cs="Arial"/>
           <w:lang w:eastAsia="en-US"/>
         </w:rPr>
         <w:tab/>
@@ -1709,7 +1709,7 @@
       <w:sdt>
         <w:sdtPr>
           <w:rPr>
-            <w:rFonts w:ascii="Arial" w:eastAsia="Times New Roman" w:hAnsi="Arial" w:cs="Arial"/>
+            <w:rFonts w:ascii="Arial" w:hAnsi="Arial" w:eastAsia="Times New Roman" w:cs="Arial"/>
             <w:lang w:eastAsia="en-US"/>
           </w:rPr>
           <w:alias w:val="#Nav: /SVA_Regulations/RegulationDeposit"/>
@@ -1726,7 +1726,7 @@
           <w:proofErr w:type="spellStart"/>
           <w:r>
             <w:rPr>
-              <w:rFonts w:ascii="Arial" w:eastAsia="Times New Roman" w:hAnsi="Arial" w:cs="Arial"/>
+              <w:rFonts w:ascii="Arial" w:hAnsi="Arial" w:eastAsia="Times New Roman" w:cs="Arial"/>
               <w:lang w:eastAsia="en-US"/>
             </w:rPr>
             <w:t>RegulationDeposit</w:t>
@@ -1736,7 +1736,7 @@
       </w:sdt>
       <w:r>
         <w:rPr>
-          <w:rFonts w:ascii="Arial" w:eastAsia="Times New Roman" w:hAnsi="Arial" w:cs="Arial"/>
+          <w:rFonts w:ascii="Arial" w:hAnsi="Arial" w:eastAsia="Times New Roman" w:cs="Arial"/>
           <w:lang w:eastAsia="en-US"/>
         </w:rPr>
         <w:t xml:space="preserve"> kr. </w:t>
@@ -1756,34 +1756,34 @@
         <w:spacing w:after="0" w:line="240" w:lineRule="auto"/>
         <w:textAlignment w:val="baseline"/>
         <w:rPr>
-          <w:rFonts w:ascii="Arial" w:eastAsia="Times New Roman" w:hAnsi="Arial" w:cs="Arial"/>
-          <w:lang w:eastAsia="en-US"/>
-        </w:rPr>
-      </w:pPr>
-      <w:r>
-        <w:rPr>
-          <w:rFonts w:ascii="Arial" w:eastAsia="Times New Roman" w:hAnsi="Arial" w:cs="Arial"/>
+          <w:rFonts w:ascii="Arial" w:hAnsi="Arial" w:eastAsia="Times New Roman" w:cs="Arial"/>
+          <w:lang w:eastAsia="en-US"/>
+        </w:rPr>
+      </w:pPr>
+      <w:r>
+        <w:rPr>
+          <w:rFonts w:ascii="Arial" w:hAnsi="Arial" w:eastAsia="Times New Roman" w:cs="Arial"/>
           <w:lang w:eastAsia="en-US"/>
         </w:rPr>
         <w:t>Depositum i alt</w:t>
       </w:r>
       <w:r>
         <w:rPr>
-          <w:rFonts w:ascii="Arial" w:eastAsia="Times New Roman" w:hAnsi="Arial" w:cs="Arial"/>
+          <w:rFonts w:ascii="Arial" w:hAnsi="Arial" w:eastAsia="Times New Roman" w:cs="Arial"/>
           <w:lang w:eastAsia="en-US"/>
         </w:rPr>
         <w:tab/>
       </w:r>
       <w:r>
         <w:rPr>
-          <w:rFonts w:ascii="Arial" w:eastAsia="Times New Roman" w:hAnsi="Arial" w:cs="Arial"/>
+          <w:rFonts w:ascii="Arial" w:hAnsi="Arial" w:eastAsia="Times New Roman" w:cs="Arial"/>
           <w:lang w:eastAsia="en-US"/>
         </w:rPr>
         <w:tab/>
       </w:r>
       <w:r>
         <w:rPr>
-          <w:rFonts w:ascii="Arial" w:eastAsia="Times New Roman" w:hAnsi="Arial" w:cs="Arial"/>
+          <w:rFonts w:ascii="Arial" w:hAnsi="Arial" w:eastAsia="Times New Roman" w:cs="Arial"/>
           <w:lang w:eastAsia="en-US"/>
         </w:rPr>
         <w:tab/>
@@ -1791,7 +1791,7 @@
       <w:sdt>
         <w:sdtPr>
           <w:rPr>
-            <w:rFonts w:ascii="Arial" w:eastAsia="Times New Roman" w:hAnsi="Arial" w:cs="Arial"/>
+            <w:rFonts w:ascii="Arial" w:hAnsi="Arial" w:eastAsia="Times New Roman" w:cs="Arial"/>
             <w:lang w:eastAsia="en-US"/>
           </w:rPr>
           <w:alias w:val="#Nav: /SVA_Regulations/DepositNew"/>
@@ -1808,7 +1808,7 @@
           <w:proofErr w:type="spellStart"/>
           <w:r>
             <w:rPr>
-              <w:rFonts w:ascii="Arial" w:eastAsia="Times New Roman" w:hAnsi="Arial" w:cs="Arial"/>
+              <w:rFonts w:ascii="Arial" w:hAnsi="Arial" w:eastAsia="Times New Roman" w:cs="Arial"/>
               <w:lang w:eastAsia="en-US"/>
             </w:rPr>
             <w:t>DepositNew</w:t>
@@ -1818,7 +1818,7 @@
       </w:sdt>
       <w:r>
         <w:rPr>
-          <w:rFonts w:ascii="Arial" w:eastAsia="Times New Roman" w:hAnsi="Arial" w:cs="Arial"/>
+          <w:rFonts w:ascii="Arial" w:hAnsi="Arial" w:eastAsia="Times New Roman" w:cs="Arial"/>
           <w:lang w:eastAsia="en-US"/>
         </w:rPr>
         <w:t xml:space="preserve"> kr.</w:t>
@@ -1833,13 +1833,13 @@
         <w:spacing w:after="0" w:line="240" w:lineRule="auto"/>
         <w:textAlignment w:val="baseline"/>
         <w:rPr>
-          <w:rFonts w:ascii="Arial" w:eastAsia="Times New Roman" w:hAnsi="Arial" w:cs="Arial"/>
-          <w:lang w:eastAsia="en-US"/>
-        </w:rPr>
-      </w:pPr>
-      <w:r>
-        <w:rPr>
-          <w:rFonts w:ascii="Arial" w:eastAsia="Times New Roman" w:hAnsi="Arial" w:cs="Arial"/>
+          <w:rFonts w:ascii="Arial" w:hAnsi="Arial" w:eastAsia="Times New Roman" w:cs="Arial"/>
+          <w:lang w:eastAsia="en-US"/>
+        </w:rPr>
+      </w:pPr>
+      <w:r>
+        <w:rPr>
+          <w:rFonts w:ascii="Arial" w:hAnsi="Arial" w:eastAsia="Times New Roman" w:cs="Arial"/>
           <w:lang w:eastAsia="en-US"/>
         </w:rPr>
         <w:tab/>
@@ -1859,27 +1859,27 @@
         <w:spacing w:after="0" w:line="240" w:lineRule="auto"/>
         <w:textAlignment w:val="baseline"/>
         <w:rPr>
-          <w:rFonts w:ascii="Arial" w:eastAsia="Times New Roman" w:hAnsi="Arial" w:cs="Arial"/>
-          <w:lang w:eastAsia="en-US"/>
-        </w:rPr>
-      </w:pPr>
-      <w:r>
-        <w:rPr>
-          <w:rFonts w:ascii="Arial" w:eastAsia="Times New Roman" w:hAnsi="Arial" w:cs="Arial"/>
+          <w:rFonts w:ascii="Arial" w:hAnsi="Arial" w:eastAsia="Times New Roman" w:cs="Arial"/>
+          <w:lang w:eastAsia="en-US"/>
+        </w:rPr>
+      </w:pPr>
+      <w:r>
+        <w:rPr>
+          <w:rFonts w:ascii="Arial" w:hAnsi="Arial" w:eastAsia="Times New Roman" w:cs="Arial"/>
           <w:lang w:eastAsia="en-US"/>
         </w:rPr>
         <w:t xml:space="preserve">I forbindelse med forhøjelsen reguleres </w:t>
       </w:r>
       <w:r>
         <w:rPr>
-          <w:rFonts w:ascii="Arial" w:eastAsia="Times New Roman" w:hAnsi="Arial" w:cs="Arial"/>
+          <w:rFonts w:ascii="Arial" w:hAnsi="Arial" w:eastAsia="Times New Roman" w:cs="Arial"/>
           <w:lang w:eastAsia="en-US"/>
         </w:rPr>
         <w:t>forudbetalt leje</w:t>
       </w:r>
       <w:r>
         <w:rPr>
-          <w:rFonts w:ascii="Arial" w:eastAsia="Times New Roman" w:hAnsi="Arial" w:cs="Arial"/>
+          <w:rFonts w:ascii="Arial" w:hAnsi="Arial" w:eastAsia="Times New Roman" w:cs="Arial"/>
           <w:lang w:eastAsia="en-US"/>
         </w:rPr>
         <w:t xml:space="preserve"> således:</w:t>
@@ -1899,7 +1899,7 @@
         <w:spacing w:after="0" w:line="240" w:lineRule="auto"/>
         <w:textAlignment w:val="baseline"/>
         <w:rPr>
-          <w:rFonts w:ascii="Arial" w:eastAsia="Times New Roman" w:hAnsi="Arial" w:cs="Arial"/>
+          <w:rFonts w:ascii="Arial" w:hAnsi="Arial" w:eastAsia="Times New Roman" w:cs="Arial"/>
           <w:lang w:eastAsia="en-US"/>
         </w:rPr>
       </w:pPr>
@@ -1918,48 +1918,48 @@
         <w:spacing w:after="0" w:line="240" w:lineRule="auto"/>
         <w:textAlignment w:val="baseline"/>
         <w:rPr>
-          <w:rFonts w:ascii="Arial" w:eastAsia="Times New Roman" w:hAnsi="Arial" w:cs="Arial"/>
-          <w:lang w:eastAsia="en-US"/>
-        </w:rPr>
-      </w:pPr>
-      <w:r>
-        <w:rPr>
-          <w:rFonts w:ascii="Arial" w:eastAsia="Times New Roman" w:hAnsi="Arial" w:cs="Arial"/>
+          <w:rFonts w:ascii="Arial" w:hAnsi="Arial" w:eastAsia="Times New Roman" w:cs="Arial"/>
+          <w:lang w:eastAsia="en-US"/>
+        </w:rPr>
+      </w:pPr>
+      <w:r>
+        <w:rPr>
+          <w:rFonts w:ascii="Arial" w:hAnsi="Arial" w:eastAsia="Times New Roman" w:cs="Arial"/>
           <w:lang w:eastAsia="en-US"/>
         </w:rPr>
         <w:t xml:space="preserve">Nuværende </w:t>
       </w:r>
       <w:r>
         <w:rPr>
-          <w:rFonts w:ascii="Arial" w:eastAsia="Times New Roman" w:hAnsi="Arial" w:cs="Arial"/>
+          <w:rFonts w:ascii="Arial" w:hAnsi="Arial" w:eastAsia="Times New Roman" w:cs="Arial"/>
           <w:lang w:eastAsia="en-US"/>
         </w:rPr>
         <w:t>forudbetalt leje</w:t>
       </w:r>
       <w:r>
         <w:rPr>
-          <w:rFonts w:ascii="Arial" w:eastAsia="Times New Roman" w:hAnsi="Arial" w:cs="Arial"/>
+          <w:rFonts w:ascii="Arial" w:hAnsi="Arial" w:eastAsia="Times New Roman" w:cs="Arial"/>
           <w:lang w:eastAsia="en-US"/>
         </w:rPr>
         <w:tab/>
       </w:r>
       <w:r>
         <w:rPr>
-          <w:rFonts w:ascii="Arial" w:eastAsia="Times New Roman" w:hAnsi="Arial" w:cs="Arial"/>
+          <w:rFonts w:ascii="Arial" w:hAnsi="Arial" w:eastAsia="Times New Roman" w:cs="Arial"/>
           <w:lang w:eastAsia="en-US"/>
         </w:rPr>
         <w:tab/>
       </w:r>
       <w:r>
         <w:rPr>
-          <w:rFonts w:ascii="Arial" w:eastAsia="Times New Roman" w:hAnsi="Arial" w:cs="Arial"/>
+          <w:rFonts w:ascii="Arial" w:hAnsi="Arial" w:eastAsia="Times New Roman" w:cs="Arial"/>
           <w:lang w:eastAsia="en-US"/>
         </w:rPr>
         <w:tab/>
       </w:r>
       <w:r>
         <w:rPr>
-          <w:rFonts w:ascii="Arial" w:eastAsia="Times New Roman" w:hAnsi="Arial" w:cs="Arial"/>
+          <w:rFonts w:ascii="Arial" w:hAnsi="Arial" w:eastAsia="Times New Roman" w:cs="Arial"/>
           <w:lang w:eastAsia="en-US"/>
         </w:rPr>
         <w:t xml:space="preserve"> </w:t>
@@ -1967,7 +1967,7 @@
       <w:sdt>
         <w:sdtPr>
           <w:rPr>
-            <w:rFonts w:ascii="Arial" w:eastAsia="Times New Roman" w:hAnsi="Arial" w:cs="Arial"/>
+            <w:rFonts w:ascii="Arial" w:hAnsi="Arial" w:eastAsia="Times New Roman" w:cs="Arial"/>
             <w:lang w:eastAsia="en-US"/>
           </w:rPr>
           <w:alias w:val="#Nav: /SVA_Regulations/PrepaidRentNow"/>
@@ -1984,7 +1984,7 @@
           <w:proofErr w:type="spellStart"/>
           <w:r>
             <w:rPr>
-              <w:rFonts w:ascii="Arial" w:eastAsia="Times New Roman" w:hAnsi="Arial" w:cs="Arial"/>
+              <w:rFonts w:ascii="Arial" w:hAnsi="Arial" w:eastAsia="Times New Roman" w:cs="Arial"/>
               <w:lang w:eastAsia="en-US"/>
             </w:rPr>
             <w:t>PrepaidRentNow</w:t>
@@ -1994,14 +1994,14 @@
       </w:sdt>
       <w:r>
         <w:rPr>
-          <w:rFonts w:ascii="Arial" w:eastAsia="Times New Roman" w:hAnsi="Arial" w:cs="Arial"/>
+          <w:rFonts w:ascii="Arial" w:hAnsi="Arial" w:eastAsia="Times New Roman" w:cs="Arial"/>
           <w:lang w:eastAsia="en-US"/>
         </w:rPr>
         <w:t xml:space="preserve"> </w:t>
       </w:r>
       <w:r>
         <w:rPr>
-          <w:rFonts w:ascii="Arial" w:eastAsia="Times New Roman" w:hAnsi="Arial" w:cs="Arial"/>
+          <w:rFonts w:ascii="Arial" w:hAnsi="Arial" w:eastAsia="Times New Roman" w:cs="Arial"/>
           <w:lang w:eastAsia="en-US"/>
         </w:rPr>
         <w:t>kr.</w:t>
@@ -2021,34 +2021,34 @@
         <w:spacing w:after="0" w:line="240" w:lineRule="auto"/>
         <w:textAlignment w:val="baseline"/>
         <w:rPr>
-          <w:rFonts w:ascii="Arial" w:eastAsia="Times New Roman" w:hAnsi="Arial" w:cs="Arial"/>
-          <w:lang w:eastAsia="en-US"/>
-        </w:rPr>
-      </w:pPr>
-      <w:r>
-        <w:rPr>
-          <w:rFonts w:ascii="Arial" w:eastAsia="Times New Roman" w:hAnsi="Arial" w:cs="Arial"/>
+          <w:rFonts w:ascii="Arial" w:hAnsi="Arial" w:eastAsia="Times New Roman" w:cs="Arial"/>
+          <w:lang w:eastAsia="en-US"/>
+        </w:rPr>
+      </w:pPr>
+      <w:r>
+        <w:rPr>
+          <w:rFonts w:ascii="Arial" w:hAnsi="Arial" w:eastAsia="Times New Roman" w:cs="Arial"/>
           <w:lang w:eastAsia="en-US"/>
         </w:rPr>
         <w:t>Regulering der opkræves</w:t>
       </w:r>
       <w:r>
         <w:rPr>
-          <w:rFonts w:ascii="Arial" w:eastAsia="Times New Roman" w:hAnsi="Arial" w:cs="Arial"/>
+          <w:rFonts w:ascii="Arial" w:hAnsi="Arial" w:eastAsia="Times New Roman" w:cs="Arial"/>
           <w:lang w:eastAsia="en-US"/>
         </w:rPr>
         <w:tab/>
       </w:r>
       <w:r>
         <w:rPr>
-          <w:rFonts w:ascii="Arial" w:eastAsia="Times New Roman" w:hAnsi="Arial" w:cs="Arial"/>
+          <w:rFonts w:ascii="Arial" w:hAnsi="Arial" w:eastAsia="Times New Roman" w:cs="Arial"/>
           <w:lang w:eastAsia="en-US"/>
         </w:rPr>
         <w:tab/>
       </w:r>
       <w:r>
         <w:rPr>
-          <w:rFonts w:ascii="Arial" w:eastAsia="Times New Roman" w:hAnsi="Arial" w:cs="Arial"/>
+          <w:rFonts w:ascii="Arial" w:hAnsi="Arial" w:eastAsia="Times New Roman" w:cs="Arial"/>
           <w:lang w:eastAsia="en-US"/>
         </w:rPr>
         <w:tab/>
@@ -2056,7 +2056,7 @@
       <w:sdt>
         <w:sdtPr>
           <w:rPr>
-            <w:rFonts w:ascii="Arial" w:eastAsia="Times New Roman" w:hAnsi="Arial" w:cs="Arial"/>
+            <w:rFonts w:ascii="Arial" w:hAnsi="Arial" w:eastAsia="Times New Roman" w:cs="Arial"/>
             <w:lang w:eastAsia="en-US"/>
           </w:rPr>
           <w:alias w:val="#Nav: /SVA_Regulations/RegulationPrepaidrent"/>
@@ -2073,7 +2073,7 @@
           <w:proofErr w:type="spellStart"/>
           <w:r>
             <w:rPr>
-              <w:rFonts w:ascii="Arial" w:eastAsia="Times New Roman" w:hAnsi="Arial" w:cs="Arial"/>
+              <w:rFonts w:ascii="Arial" w:hAnsi="Arial" w:eastAsia="Times New Roman" w:cs="Arial"/>
               <w:lang w:eastAsia="en-US"/>
             </w:rPr>
             <w:t>RegulationPrepaidrent</w:t>
@@ -2083,14 +2083,14 @@
       </w:sdt>
       <w:r>
         <w:rPr>
-          <w:rFonts w:ascii="Arial" w:eastAsia="Times New Roman" w:hAnsi="Arial" w:cs="Arial"/>
+          <w:rFonts w:ascii="Arial" w:hAnsi="Arial" w:eastAsia="Times New Roman" w:cs="Arial"/>
           <w:lang w:eastAsia="en-US"/>
         </w:rPr>
         <w:t xml:space="preserve"> </w:t>
       </w:r>
       <w:r>
         <w:rPr>
-          <w:rFonts w:ascii="Arial" w:eastAsia="Times New Roman" w:hAnsi="Arial" w:cs="Arial"/>
+          <w:rFonts w:ascii="Arial" w:hAnsi="Arial" w:eastAsia="Times New Roman" w:cs="Arial"/>
           <w:lang w:eastAsia="en-US"/>
         </w:rPr>
         <w:t xml:space="preserve">kr. </w:t>
@@ -2110,48 +2110,48 @@
         <w:spacing w:after="0" w:line="240" w:lineRule="auto"/>
         <w:textAlignment w:val="baseline"/>
         <w:rPr>
-          <w:rFonts w:ascii="Arial" w:eastAsia="Times New Roman" w:hAnsi="Arial" w:cs="Arial"/>
-          <w:lang w:eastAsia="en-US"/>
-        </w:rPr>
-      </w:pPr>
-      <w:r>
-        <w:rPr>
-          <w:rFonts w:ascii="Arial" w:eastAsia="Times New Roman" w:hAnsi="Arial" w:cs="Arial"/>
+          <w:rFonts w:ascii="Arial" w:hAnsi="Arial" w:eastAsia="Times New Roman" w:cs="Arial"/>
+          <w:lang w:eastAsia="en-US"/>
+        </w:rPr>
+      </w:pPr>
+      <w:r>
+        <w:rPr>
+          <w:rFonts w:ascii="Arial" w:hAnsi="Arial" w:eastAsia="Times New Roman" w:cs="Arial"/>
           <w:lang w:eastAsia="en-US"/>
         </w:rPr>
         <w:t xml:space="preserve">Forudbetalt leje </w:t>
       </w:r>
       <w:r>
         <w:rPr>
-          <w:rFonts w:ascii="Arial" w:eastAsia="Times New Roman" w:hAnsi="Arial" w:cs="Arial"/>
+          <w:rFonts w:ascii="Arial" w:hAnsi="Arial" w:eastAsia="Times New Roman" w:cs="Arial"/>
           <w:lang w:eastAsia="en-US"/>
         </w:rPr>
         <w:t>i alt</w:t>
       </w:r>
       <w:r>
         <w:rPr>
-          <w:rFonts w:ascii="Arial" w:eastAsia="Times New Roman" w:hAnsi="Arial" w:cs="Arial"/>
+          <w:rFonts w:ascii="Arial" w:hAnsi="Arial" w:eastAsia="Times New Roman" w:cs="Arial"/>
           <w:lang w:eastAsia="en-US"/>
         </w:rPr>
         <w:tab/>
       </w:r>
       <w:r>
         <w:rPr>
-          <w:rFonts w:ascii="Arial" w:eastAsia="Times New Roman" w:hAnsi="Arial" w:cs="Arial"/>
+          <w:rFonts w:ascii="Arial" w:hAnsi="Arial" w:eastAsia="Times New Roman" w:cs="Arial"/>
           <w:lang w:eastAsia="en-US"/>
         </w:rPr>
         <w:tab/>
       </w:r>
       <w:r>
         <w:rPr>
-          <w:rFonts w:ascii="Arial" w:eastAsia="Times New Roman" w:hAnsi="Arial" w:cs="Arial"/>
+          <w:rFonts w:ascii="Arial" w:hAnsi="Arial" w:eastAsia="Times New Roman" w:cs="Arial"/>
           <w:lang w:eastAsia="en-US"/>
         </w:rPr>
         <w:tab/>
       </w:r>
       <w:r>
         <w:rPr>
-          <w:rFonts w:ascii="Arial" w:eastAsia="Times New Roman" w:hAnsi="Arial" w:cs="Arial"/>
+          <w:rFonts w:ascii="Arial" w:hAnsi="Arial" w:eastAsia="Times New Roman" w:cs="Arial"/>
           <w:lang w:eastAsia="en-US"/>
         </w:rPr>
         <w:t xml:space="preserve"> </w:t>
@@ -2159,7 +2159,7 @@
       <w:sdt>
         <w:sdtPr>
           <w:rPr>
-            <w:rFonts w:ascii="Arial" w:eastAsia="Times New Roman" w:hAnsi="Arial" w:cs="Arial"/>
+            <w:rFonts w:ascii="Arial" w:hAnsi="Arial" w:eastAsia="Times New Roman" w:cs="Arial"/>
             <w:lang w:eastAsia="en-US"/>
           </w:rPr>
           <w:alias w:val="#Nav: /SVA_Regulations/PrepaidRentNew"/>
@@ -2176,7 +2176,7 @@
           <w:proofErr w:type="spellStart"/>
           <w:r>
             <w:rPr>
-              <w:rFonts w:ascii="Arial" w:eastAsia="Times New Roman" w:hAnsi="Arial" w:cs="Arial"/>
+              <w:rFonts w:ascii="Arial" w:hAnsi="Arial" w:eastAsia="Times New Roman" w:cs="Arial"/>
               <w:lang w:eastAsia="en-US"/>
             </w:rPr>
             <w:t>PrepaidRentNew</w:t>
@@ -2186,14 +2186,14 @@
       </w:sdt>
       <w:r>
         <w:rPr>
-          <w:rFonts w:ascii="Arial" w:eastAsia="Times New Roman" w:hAnsi="Arial" w:cs="Arial"/>
+          <w:rFonts w:ascii="Arial" w:hAnsi="Arial" w:eastAsia="Times New Roman" w:cs="Arial"/>
           <w:lang w:eastAsia="en-US"/>
         </w:rPr>
         <w:t xml:space="preserve"> </w:t>
       </w:r>
       <w:r>
         <w:rPr>
-          <w:rFonts w:ascii="Arial" w:eastAsia="Times New Roman" w:hAnsi="Arial" w:cs="Arial"/>
+          <w:rFonts w:ascii="Arial" w:hAnsi="Arial" w:eastAsia="Times New Roman" w:cs="Arial"/>
           <w:lang w:eastAsia="en-US"/>
         </w:rPr>
         <w:t>kr.</w:t>
@@ -2213,7 +2213,7 @@
         <w:spacing w:after="0" w:line="240" w:lineRule="auto"/>
         <w:textAlignment w:val="baseline"/>
         <w:rPr>
-          <w:rFonts w:ascii="Arial" w:eastAsia="Times New Roman" w:hAnsi="Arial" w:cs="Arial"/>
+          <w:rFonts w:ascii="Arial" w:hAnsi="Arial" w:eastAsia="Times New Roman" w:cs="Arial"/>
           <w:lang w:eastAsia="en-US"/>
         </w:rPr>
       </w:pPr>
@@ -2232,7 +2232,7 @@
         <w:spacing w:after="0" w:line="240" w:lineRule="auto"/>
         <w:textAlignment w:val="baseline"/>
         <w:rPr>
-          <w:rFonts w:ascii="Arial" w:eastAsia="Times New Roman" w:hAnsi="Arial" w:cs="Arial"/>
+          <w:rFonts w:ascii="Arial" w:hAnsi="Arial" w:eastAsia="Times New Roman" w:cs="Arial"/>
           <w:lang w:eastAsia="en-US"/>
         </w:rPr>
       </w:pPr>
@@ -2251,13 +2251,13 @@
         <w:spacing w:after="0" w:line="240" w:lineRule="auto"/>
         <w:textAlignment w:val="baseline"/>
         <w:rPr>
-          <w:rFonts w:ascii="Arial" w:eastAsia="Times New Roman" w:hAnsi="Arial" w:cs="Arial"/>
-          <w:lang w:eastAsia="en-US"/>
-        </w:rPr>
-      </w:pPr>
-      <w:r>
-        <w:rPr>
-          <w:rFonts w:ascii="Arial" w:eastAsia="Times New Roman" w:hAnsi="Arial" w:cs="Arial"/>
+          <w:rFonts w:ascii="Arial" w:hAnsi="Arial" w:eastAsia="Times New Roman" w:cs="Arial"/>
+          <w:lang w:eastAsia="en-US"/>
+        </w:rPr>
+      </w:pPr>
+      <w:r>
+        <w:rPr>
+          <w:rFonts w:ascii="Arial" w:hAnsi="Arial" w:eastAsia="Times New Roman" w:cs="Arial"/>
           <w:lang w:eastAsia="en-US"/>
         </w:rPr>
         <w:t>Med venlig hilsen</w:t>
@@ -3716,7 +3716,9 @@
 </a:theme>
 </file>
 
-<file path=customXml/item1.xml>��< ? x m l   v e r s i o n = " 1 . 0 "   e n c o d i n g = " u t f - 1 6 " ? > < N a v W o r d R e p o r t X m l P a r t   x m l n s = " u r n : m i c r o s o f t - d y n a m i c s - n a v / r e p o r t s / S V A   R e g u l a t i o n   I n d e k s   M i n / 5 0 0 3 1 / " > +<file path=customXML/item2.xml>��< ? x m l   v e r s i o n = " 1 . 0 "   e n c o d i n g = " u t f - 1 6 " ? > + 
+ < N a v W o r d R e p o r t X m l P a r t   x m l n s = " u r n : m i c r o s o f t - d y n a m i c s - n a v / r e p o r t s / S V A   R e g u l a t i o n   I n d e k s   M i n / 5 0 0 3 1 / " >   
      < S V A _ R e g u l a t i o n s >   
@@ -3807,12 +3809,4 @@
      < / C o m p a n y _ I n f o r m a t i o n >   
  < / N a v W o r d R e p o r t X m l P a r t > 
-</file>
-
-<file path=customXml/itemProps1.xml><?xml version="1.0" encoding="utf-8"?>
-<ds:datastoreItem xmlns:ds="http://schemas.openxmlformats.org/officeDocument/2006/customXml" ds:itemID="{EC96BE8E-9241-434C-A80C-74A1603D0390}">
-  <ds:schemaRefs>
-    <ds:schemaRef ds:uri="urn:microsoft-dynamics-nav/reports/SVA Regulation Indeks Min/50031/"/>
-  </ds:schemaRefs>
-</ds:datastoreItem>
 </file>
--- a/Layouts/SVA Regulation IndeksMinMax.docx
+++ b/Layouts/SVA Regulation IndeksMinMax.docx
@@ -1,6 +1,6 @@
 
 <file path=word/document.xml><?xml version="1.0" encoding="utf-8"?>
-<w:document xmlns:wpc="http://schemas.microsoft.com/office/word/2010/wordprocessingCanvas" xmlns:cx="http://schemas.microsoft.com/office/drawing/2014/chartex" xmlns:cx1="http://schemas.microsoft.com/office/drawing/2015/9/8/chartex" xmlns:cx2="http://schemas.microsoft.com/office/drawing/2015/10/21/chartex" xmlns:cx3="http://schemas.microsoft.com/office/drawing/2016/5/9/chartex" xmlns:cx4="http://schemas.microsoft.com/office/drawing/2016/5/10/chartex" xmlns:cx5="http://schemas.microsoft.com/office/drawing/2016/5/11/chartex" xmlns:cx6="http://schemas.microsoft.com/office/drawing/2016/5/12/chartex" xmlns:cx7="http://schemas.microsoft.com/office/drawing/2016/5/13/chartex" xmlns:cx8="http://schemas.microsoft.com/office/drawing/2016/5/14/chartex" xmlns:mc="http://schemas.openxmlformats.org/markup-compatibility/2006" xmlns:aink="http://schemas.microsoft.com/office/drawing/2016/ink" xmlns:am3d="http://schemas.microsoft.com/office/drawing/2017/model3d" xmlns:o="urn:schemas-microsoft-com:office:office" xmlns:r="http://schemas.openxmlformats.org/officeDocument/2006/relationships" xmlns:m="http://schemas.openxmlformats.org/officeDocument/2006/math" xmlns:v="urn:schemas-microsoft-com:vml" xmlns:wp14="http://schemas.microsoft.com/office/word/2010/wordprocessingDrawing" xmlns:wp="http://schemas.openxmlformats.org/drawingml/2006/wordprocessingDrawing" xmlns:w10="urn:schemas-microsoft-com:office:word" xmlns:w="http://schemas.openxmlformats.org/wordprocessingml/2006/main" xmlns:w14="http://schemas.microsoft.com/office/word/2010/wordml" xmlns:w15="http://schemas.microsoft.com/office/word/2012/wordml" xmlns:w16cid="http://schemas.microsoft.com/office/word/2016/wordml/cid" xmlns:w16se="http://schemas.microsoft.com/office/word/2015/wordml/symex" xmlns:wpg="http://schemas.microsoft.com/office/word/2010/wordprocessingGroup" xmlns:wpi="http://schemas.microsoft.com/office/word/2010/wordprocessingInk" xmlns:wne="http://schemas.microsoft.com/office/word/2006/wordml" xmlns:wps="http://schemas.microsoft.com/office/word/2010/wordprocessingShape" mc:Ignorable="w14 w15 w16se w16cid wp14">
+<w:document xmlns:wpc="http://schemas.microsoft.com/office/word/2010/wordprocessingCanvas" xmlns:cx="http://schemas.microsoft.com/office/drawing/2014/chartex" xmlns:cx1="http://schemas.microsoft.com/office/drawing/2015/9/8/chartex" xmlns:cx2="http://schemas.microsoft.com/office/drawing/2015/10/21/chartex" xmlns:cx3="http://schemas.microsoft.com/office/drawing/2016/5/9/chartex" xmlns:cx4="http://schemas.microsoft.com/office/drawing/2016/5/10/chartex" xmlns:cx5="http://schemas.microsoft.com/office/drawing/2016/5/11/chartex" xmlns:cx6="http://schemas.microsoft.com/office/drawing/2016/5/12/chartex" xmlns:cx7="http://schemas.microsoft.com/office/drawing/2016/5/13/chartex" xmlns:cx8="http://schemas.microsoft.com/office/drawing/2016/5/14/chartex" xmlns:mc="http://schemas.openxmlformats.org/markup-compatibility/2006" xmlns:aink="http://schemas.microsoft.com/office/drawing/2016/ink" xmlns:am3d="http://schemas.microsoft.com/office/drawing/2017/model3d" xmlns:o="urn:schemas-microsoft-com:office:office" xmlns:r="http://schemas.openxmlformats.org/officeDocument/2006/relationships" xmlns:m="http://schemas.openxmlformats.org/officeDocument/2006/math" xmlns:v="urn:schemas-microsoft-com:vml" xmlns:wp14="http://schemas.microsoft.com/office/word/2010/wordprocessingDrawing" xmlns:wp="http://schemas.openxmlformats.org/drawingml/2006/wordprocessingDrawing" xmlns:w10="urn:schemas-microsoft-com:office:word" xmlns:w="http://schemas.openxmlformats.org/wordprocessingml/2006/main" xmlns:w14="http://schemas.microsoft.com/office/word/2010/wordml" xmlns:w15="http://schemas.microsoft.com/office/word/2012/wordml" xmlns:w16cex="http://schemas.microsoft.com/office/word/2018/wordml/cex" xmlns:w16cid="http://schemas.microsoft.com/office/word/2016/wordml/cid" xmlns:w16="http://schemas.microsoft.com/office/word/2018/wordml" xmlns:w16se="http://schemas.microsoft.com/office/word/2015/wordml/symex" xmlns:wpg="http://schemas.microsoft.com/office/word/2010/wordprocessingGroup" xmlns:wpi="http://schemas.microsoft.com/office/word/2010/wordprocessingInk" xmlns:wne="http://schemas.microsoft.com/office/word/2006/wordml" xmlns:wps="http://schemas.microsoft.com/office/word/2010/wordprocessingShape" mc:Ignorable="w14 w15 w16se w16cid w16 w16cex wp14">
   <w:body>
     <w:p>
       <w:pPr>
@@ -26,12 +26,12 @@
             <w:lang w:val="en-US" w:eastAsia="en-US"/>
           </w:rPr>
           <w:alias w:val="#Nav: /SVA_Regulations/OName1"/>
-          <w:tag w:val="#Nav: SVA Regulation Indeks Min/50031"/>
+          <w:tag w:val="#Nav: SVA_Regulation_Indeks_Min/50031"/>
           <w:id w:val="1110008705"/>
           <w:placeholder>
             <w:docPart w:val="DefaultPlaceholder_-1854013440"/>
           </w:placeholder>
-          <w:dataBinding w:prefixMappings="xmlns:ns0='urn:microsoft-dynamics-nav/reports/SVA Regulation Indeks Min/50031/'" w:xpath="/ns0:NavWordReportXmlPart[1]/ns0:SVA_Regulations[1]/ns0:OName1[1]" w:storeItemID="{EC96BE8E-9241-434C-A80C-74A1603D0390}"/>
+          <w:dataBinding w:prefixMappings="xmlns:ns0='urn:microsoft-dynamics-nav/reports/SVA_Regulation_Indeks_Min/50031/'" w:xpath="/ns0:NavWordReportXmlPart[1]/ns0:SVA_Regulations[1]/ns0:OName1[1]" w:storeItemID="{A2C265CB-E298-4447-872B-E20AFB9E8CF3}"/>
           <w:text/>
         </w:sdtPr>
         <w:sdtEndPr/>
@@ -51,23 +51,7 @@
           <w:lang w:val="en-US" w:eastAsia="en-US"/>
         </w:rPr>
         <w:tab/>
-        <w:t>Dato</w:t>
-      </w:r>
-      <w:proofErr w:type="gramStart"/>
-      <w:r>
-        <w:rPr>
-          <w:rFonts w:ascii="Arial" w:hAnsi="Arial" w:eastAsia="Times New Roman" w:cs="Arial"/>
-          <w:lang w:val="en-US" w:eastAsia="en-US"/>
-        </w:rPr>
-        <w:t>…..</w:t>
-      </w:r>
-      <w:proofErr w:type="gramEnd"/>
-      <w:r>
-        <w:rPr>
-          <w:rFonts w:ascii="Arial" w:hAnsi="Arial" w:eastAsia="Times New Roman" w:cs="Arial"/>
-          <w:lang w:val="en-US" w:eastAsia="en-US"/>
-        </w:rPr>
-        <w:t xml:space="preserve">: </w:t>
+        <w:t xml:space="preserve">Dato…..: </w:t>
       </w:r>
       <w:r>
         <w:rPr>
@@ -96,7 +80,7 @@
           <w:noProof/>
           <w:lang w:eastAsia="en-US"/>
         </w:rPr>
-        <w:t>10. december 2019</w:t>
+        <w:t>16. november 2020</w:t>
       </w:r>
       <w:r>
         <w:rPr>
@@ -130,12 +114,12 @@
             <w:lang w:val="en-US" w:eastAsia="en-US"/>
           </w:rPr>
           <w:alias w:val="#Nav: /SVA_Regulations/OName2"/>
-          <w:tag w:val="#Nav: SVA Regulation Indeks Min/50031"/>
+          <w:tag w:val="#Nav: SVA_Regulation_Indeks_Min/50031"/>
           <w:id w:val="-1591691422"/>
           <w:placeholder>
             <w:docPart w:val="DefaultPlaceholder_-1854013440"/>
           </w:placeholder>
-          <w:dataBinding w:prefixMappings="xmlns:ns0='urn:microsoft-dynamics-nav/reports/SVA Regulation Indeks Min/50031/'" w:xpath="/ns0:NavWordReportXmlPart[1]/ns0:SVA_Regulations[1]/ns0:OName2[1]" w:storeItemID="{EC96BE8E-9241-434C-A80C-74A1603D0390}"/>
+          <w:dataBinding w:prefixMappings="xmlns:ns0='urn:microsoft-dynamics-nav/reports/SVA_Regulation_Indeks_Min/50031/'" w:xpath="/ns0:NavWordReportXmlPart[1]/ns0:SVA_Regulations[1]/ns0:OName2[1]" w:storeItemID="{A2C265CB-E298-4447-872B-E20AFB9E8CF3}"/>
           <w:text/>
         </w:sdtPr>
         <w:sdtEndPr/>
@@ -155,22 +139,7 @@
           <w:lang w:val="en-US" w:eastAsia="en-US"/>
         </w:rPr>
         <w:tab/>
-      </w:r>
-      <w:proofErr w:type="spellStart"/>
-      <w:r>
-        <w:rPr>
-          <w:rFonts w:ascii="Arial" w:hAnsi="Arial" w:eastAsia="Times New Roman" w:cs="Arial"/>
-          <w:lang w:val="en-US" w:eastAsia="en-US"/>
-        </w:rPr>
-        <w:t>Lejemål</w:t>
-      </w:r>
-      <w:proofErr w:type="spellEnd"/>
-      <w:r>
-        <w:rPr>
-          <w:rFonts w:ascii="Arial" w:hAnsi="Arial" w:eastAsia="Times New Roman" w:cs="Arial"/>
-          <w:lang w:val="en-US" w:eastAsia="en-US"/>
-        </w:rPr>
-        <w:t xml:space="preserve">.: </w:t>
+        <w:t xml:space="preserve">Lejemål.: </w:t>
       </w:r>
       <w:sdt>
         <w:sdtPr>
@@ -179,17 +148,16 @@
             <w:lang w:val="en-US" w:eastAsia="en-US"/>
           </w:rPr>
           <w:alias w:val="#Nav: /SVA_Regulations/TenancyNo"/>
-          <w:tag w:val="#Nav: SVA Regulation Indeks Min/50031"/>
+          <w:tag w:val="#Nav: SVA_Regulation_Indeks_Min/50031"/>
           <w:id w:val="800663584"/>
           <w:placeholder>
             <w:docPart w:val="DefaultPlaceholder_-1854013440"/>
           </w:placeholder>
-          <w:dataBinding w:prefixMappings="xmlns:ns0='urn:microsoft-dynamics-nav/reports/SVA Regulation Indeks Min/50031/'" w:xpath="/ns0:NavWordReportXmlPart[1]/ns0:SVA_Regulations[1]/ns0:TenancyNo[1]" w:storeItemID="{EC96BE8E-9241-434C-A80C-74A1603D0390}"/>
+          <w:dataBinding w:prefixMappings="xmlns:ns0='urn:microsoft-dynamics-nav/reports/SVA_Regulation_Indeks_Min/50031/'" w:xpath="/ns0:NavWordReportXmlPart[1]/ns0:SVA_Regulations[1]/ns0:TenancyNo[1]" w:storeItemID="{A2C265CB-E298-4447-872B-E20AFB9E8CF3}"/>
           <w:text/>
         </w:sdtPr>
         <w:sdtEndPr/>
         <w:sdtContent>
-          <w:proofErr w:type="spellStart"/>
           <w:r>
             <w:rPr>
               <w:rFonts w:ascii="Arial" w:hAnsi="Arial" w:eastAsia="Times New Roman" w:cs="Arial"/>
@@ -197,7 +165,6 @@
             </w:rPr>
             <w:t>TenancyNo</w:t>
           </w:r>
-          <w:proofErr w:type="spellEnd"/>
         </w:sdtContent>
       </w:sdt>
     </w:p>
@@ -225,17 +192,16 @@
             <w:lang w:val="en-US" w:eastAsia="en-US"/>
           </w:rPr>
           <w:alias w:val="#Nav: /SVA_Regulations/OAddress"/>
-          <w:tag w:val="#Nav: SVA Regulation Indeks Min/50031"/>
+          <w:tag w:val="#Nav: SVA_Regulation_Indeks_Min/50031"/>
           <w:id w:val="-1602953364"/>
           <w:placeholder>
             <w:docPart w:val="DefaultPlaceholder_-1854013440"/>
           </w:placeholder>
-          <w:dataBinding w:prefixMappings="xmlns:ns0='urn:microsoft-dynamics-nav/reports/SVA Regulation Indeks Min/50031/'" w:xpath="/ns0:NavWordReportXmlPart[1]/ns0:SVA_Regulations[1]/ns0:OAddress[1]" w:storeItemID="{EC96BE8E-9241-434C-A80C-74A1603D0390}"/>
+          <w:dataBinding w:prefixMappings="xmlns:ns0='urn:microsoft-dynamics-nav/reports/SVA_Regulation_Indeks_Min/50031/'" w:xpath="/ns0:NavWordReportXmlPart[1]/ns0:SVA_Regulations[1]/ns0:OAddress[1]" w:storeItemID="{A2C265CB-E298-4447-872B-E20AFB9E8CF3}"/>
           <w:text/>
         </w:sdtPr>
         <w:sdtEndPr/>
         <w:sdtContent>
-          <w:proofErr w:type="spellStart"/>
           <w:r>
             <w:rPr>
               <w:rFonts w:ascii="Arial" w:hAnsi="Arial" w:eastAsia="Times New Roman" w:cs="Arial"/>
@@ -243,7 +209,6 @@
             </w:rPr>
             <w:t>OAddress</w:t>
           </w:r>
-          <w:proofErr w:type="spellEnd"/>
         </w:sdtContent>
       </w:sdt>
       <w:r>
@@ -252,22 +217,7 @@
           <w:lang w:val="en-US" w:eastAsia="en-US"/>
         </w:rPr>
         <w:tab/>
-      </w:r>
-      <w:proofErr w:type="spellStart"/>
-      <w:r>
-        <w:rPr>
-          <w:rFonts w:ascii="Arial" w:hAnsi="Arial" w:eastAsia="Times New Roman" w:cs="Arial"/>
-          <w:lang w:val="en-US" w:eastAsia="en-US"/>
-        </w:rPr>
-        <w:t>Kontrakt</w:t>
-      </w:r>
-      <w:proofErr w:type="spellEnd"/>
-      <w:r>
-        <w:rPr>
-          <w:rFonts w:ascii="Arial" w:hAnsi="Arial" w:eastAsia="Times New Roman" w:cs="Arial"/>
-          <w:lang w:val="en-US" w:eastAsia="en-US"/>
-        </w:rPr>
-        <w:t xml:space="preserve">: </w:t>
+        <w:t xml:space="preserve">Kontrakt: </w:t>
       </w:r>
       <w:sdt>
         <w:sdtPr>
@@ -276,17 +226,16 @@
             <w:lang w:val="en-US" w:eastAsia="en-US"/>
           </w:rPr>
           <w:alias w:val="#Nav: /SVA_Regulations/Onumber"/>
-          <w:tag w:val="#Nav: SVA Regulation Indeks Min/50031"/>
+          <w:tag w:val="#Nav: SVA_Regulation_Indeks_Min/50031"/>
           <w:id w:val="1540633193"/>
           <w:placeholder>
             <w:docPart w:val="DefaultPlaceholder_-1854013440"/>
           </w:placeholder>
-          <w:dataBinding w:prefixMappings="xmlns:ns0='urn:microsoft-dynamics-nav/reports/SVA Regulation Indeks Min/50031/'" w:xpath="/ns0:NavWordReportXmlPart[1]/ns0:SVA_Regulations[1]/ns0:Onumber[1]" w:storeItemID="{EC96BE8E-9241-434C-A80C-74A1603D0390}"/>
+          <w:dataBinding w:prefixMappings="xmlns:ns0='urn:microsoft-dynamics-nav/reports/SVA_Regulation_Indeks_Min/50031/'" w:xpath="/ns0:NavWordReportXmlPart[1]/ns0:SVA_Regulations[1]/ns0:Onumber[1]" w:storeItemID="{A2C265CB-E298-4447-872B-E20AFB9E8CF3}"/>
           <w:text/>
         </w:sdtPr>
         <w:sdtEndPr/>
         <w:sdtContent>
-          <w:proofErr w:type="spellStart"/>
           <w:r>
             <w:rPr>
               <w:rFonts w:ascii="Arial" w:hAnsi="Arial" w:eastAsia="Times New Roman" w:cs="Arial"/>
@@ -294,7 +243,6 @@
             </w:rPr>
             <w:t>Onumber</w:t>
           </w:r>
-          <w:proofErr w:type="spellEnd"/>
         </w:sdtContent>
       </w:sdt>
     </w:p>
@@ -322,12 +270,12 @@
             <w:lang w:val="en-US" w:eastAsia="en-US"/>
           </w:rPr>
           <w:alias w:val="#Nav: /SVA_Regulations/OAddress2"/>
-          <w:tag w:val="#Nav: SVA Regulation Indeks Min/50031"/>
+          <w:tag w:val="#Nav: SVA_Regulation_Indeks_Min/50031"/>
           <w:id w:val="-1920631588"/>
           <w:placeholder>
             <w:docPart w:val="DefaultPlaceholder_-1854013440"/>
           </w:placeholder>
-          <w:dataBinding w:prefixMappings="xmlns:ns0='urn:microsoft-dynamics-nav/reports/SVA Regulation Indeks Min/50031/'" w:xpath="/ns0:NavWordReportXmlPart[1]/ns0:SVA_Regulations[1]/ns0:OAddress2[1]" w:storeItemID="{EC96BE8E-9241-434C-A80C-74A1603D0390}"/>
+          <w:dataBinding w:prefixMappings="xmlns:ns0='urn:microsoft-dynamics-nav/reports/SVA_Regulation_Indeks_Min/50031/'" w:xpath="/ns0:NavWordReportXmlPart[1]/ns0:SVA_Regulations[1]/ns0:OAddress2[1]" w:storeItemID="{A2C265CB-E298-4447-872B-E20AFB9E8CF3}"/>
           <w:text/>
         </w:sdtPr>
         <w:sdtEndPr/>
@@ -373,17 +321,16 @@
             <w:lang w:val="en-US" w:eastAsia="en-US"/>
           </w:rPr>
           <w:alias w:val="#Nav: /SVA_Regulations/OPostcode"/>
-          <w:tag w:val="#Nav: SVA Regulation Indeks Min/50031"/>
+          <w:tag w:val="#Nav: SVA_Regulation_Indeks_Min/50031"/>
           <w:id w:val="1818374645"/>
           <w:placeholder>
             <w:docPart w:val="DefaultPlaceholder_-1854013440"/>
           </w:placeholder>
-          <w:dataBinding w:prefixMappings="xmlns:ns0='urn:microsoft-dynamics-nav/reports/SVA Regulation Indeks Min/50031/'" w:xpath="/ns0:NavWordReportXmlPart[1]/ns0:SVA_Regulations[1]/ns0:OPostcode[1]" w:storeItemID="{EC96BE8E-9241-434C-A80C-74A1603D0390}"/>
+          <w:dataBinding w:prefixMappings="xmlns:ns0='urn:microsoft-dynamics-nav/reports/SVA_Regulation_Indeks_Min/50031/'" w:xpath="/ns0:NavWordReportXmlPart[1]/ns0:SVA_Regulations[1]/ns0:OPostcode[1]" w:storeItemID="{A2C265CB-E298-4447-872B-E20AFB9E8CF3}"/>
           <w:text/>
         </w:sdtPr>
         <w:sdtEndPr/>
         <w:sdtContent>
-          <w:proofErr w:type="spellStart"/>
           <w:r>
             <w:rPr>
               <w:rFonts w:ascii="Arial" w:hAnsi="Arial" w:eastAsia="Times New Roman" w:cs="Arial"/>
@@ -391,7 +338,6 @@
             </w:rPr>
             <w:t>OPostcode</w:t>
           </w:r>
-          <w:proofErr w:type="spellEnd"/>
         </w:sdtContent>
       </w:sdt>
       <w:r>
@@ -408,17 +354,16 @@
             <w:lang w:val="en-US" w:eastAsia="en-US"/>
           </w:rPr>
           <w:alias w:val="#Nav: /SVA_Regulations/OCity"/>
-          <w:tag w:val="#Nav: SVA Regulation Indeks Min/50031"/>
+          <w:tag w:val="#Nav: SVA_Regulation_Indeks_Min/50031"/>
           <w:id w:val="-1035724279"/>
           <w:placeholder>
             <w:docPart w:val="DefaultPlaceholder_-1854013440"/>
           </w:placeholder>
-          <w:dataBinding w:prefixMappings="xmlns:ns0='urn:microsoft-dynamics-nav/reports/SVA Regulation Indeks Min/50031/'" w:xpath="/ns0:NavWordReportXmlPart[1]/ns0:SVA_Regulations[1]/ns0:OCity[1]" w:storeItemID="{EC96BE8E-9241-434C-A80C-74A1603D0390}"/>
+          <w:dataBinding w:prefixMappings="xmlns:ns0='urn:microsoft-dynamics-nav/reports/SVA_Regulation_Indeks_Min/50031/'" w:xpath="/ns0:NavWordReportXmlPart[1]/ns0:SVA_Regulations[1]/ns0:OCity[1]" w:storeItemID="{A2C265CB-E298-4447-872B-E20AFB9E8CF3}"/>
           <w:text/>
         </w:sdtPr>
         <w:sdtEndPr/>
         <w:sdtContent>
-          <w:proofErr w:type="spellStart"/>
           <w:r>
             <w:rPr>
               <w:rFonts w:ascii="Arial" w:hAnsi="Arial" w:eastAsia="Times New Roman" w:cs="Arial"/>
@@ -426,7 +371,6 @@
             </w:rPr>
             <w:t>OCity</w:t>
           </w:r>
-          <w:proofErr w:type="spellEnd"/>
         </w:sdtContent>
       </w:sdt>
     </w:p>
@@ -504,12 +448,12 @@
             <w:lang w:eastAsia="en-US"/>
           </w:rPr>
           <w:alias w:val="#Nav: /SVA_Regulations/TAddress1"/>
-          <w:tag w:val="#Nav: SVA Regulation Indeks Min/50031"/>
+          <w:tag w:val="#Nav: SVA_Regulation_Indeks_Min/50031"/>
           <w:id w:val="535703250"/>
           <w:placeholder>
             <w:docPart w:val="DefaultPlaceholder_-1854013440"/>
           </w:placeholder>
-          <w:dataBinding w:prefixMappings="xmlns:ns0='urn:microsoft-dynamics-nav/reports/SVA Regulation Indeks Min/50031/'" w:xpath="/ns0:NavWordReportXmlPart[1]/ns0:SVA_Regulations[1]/ns0:TAddress1[1]" w:storeItemID="{EC96BE8E-9241-434C-A80C-74A1603D0390}"/>
+          <w:dataBinding w:prefixMappings="xmlns:ns0='urn:microsoft-dynamics-nav/reports/SVA_Regulation_Indeks_Min/50031/'" w:xpath="/ns0:NavWordReportXmlPart[1]/ns0:SVA_Regulations[1]/ns0:TAddress1[1]" w:storeItemID="{A2C265CB-E298-4447-872B-E20AFB9E8CF3}"/>
           <w:text/>
         </w:sdtPr>
         <w:sdtEndPr/>
@@ -540,17 +484,16 @@
             <w:lang w:eastAsia="en-US"/>
           </w:rPr>
           <w:alias w:val="#Nav: /SVA_Regulations/TPostcode"/>
-          <w:tag w:val="#Nav: SVA Regulation Indeks Min/50031"/>
+          <w:tag w:val="#Nav: SVA_Regulation_Indeks_Min/50031"/>
           <w:id w:val="2011164792"/>
           <w:placeholder>
             <w:docPart w:val="DefaultPlaceholder_-1854013440"/>
           </w:placeholder>
-          <w:dataBinding w:prefixMappings="xmlns:ns0='urn:microsoft-dynamics-nav/reports/SVA Regulation Indeks Min/50031/'" w:xpath="/ns0:NavWordReportXmlPart[1]/ns0:SVA_Regulations[1]/ns0:TPostcode[1]" w:storeItemID="{EC96BE8E-9241-434C-A80C-74A1603D0390}"/>
+          <w:dataBinding w:prefixMappings="xmlns:ns0='urn:microsoft-dynamics-nav/reports/SVA_Regulation_Indeks_Min/50031/'" w:xpath="/ns0:NavWordReportXmlPart[1]/ns0:SVA_Regulations[1]/ns0:TPostcode[1]" w:storeItemID="{A2C265CB-E298-4447-872B-E20AFB9E8CF3}"/>
           <w:text/>
         </w:sdtPr>
         <w:sdtEndPr/>
         <w:sdtContent>
-          <w:proofErr w:type="spellStart"/>
           <w:r>
             <w:rPr>
               <w:rFonts w:ascii="Arial" w:hAnsi="Arial" w:eastAsia="Times New Roman" w:cs="Arial"/>
@@ -559,7 +502,6 @@
             </w:rPr>
             <w:t>TPostcode</w:t>
           </w:r>
-          <w:proofErr w:type="spellEnd"/>
         </w:sdtContent>
       </w:sdt>
       <w:r>
@@ -578,17 +520,16 @@
             <w:lang w:eastAsia="en-US"/>
           </w:rPr>
           <w:alias w:val="#Nav: /SVA_Regulations/TCity"/>
-          <w:tag w:val="#Nav: SVA Regulation Indeks Min/50031"/>
+          <w:tag w:val="#Nav: SVA_Regulation_Indeks_Min/50031"/>
           <w:id w:val="-1676951733"/>
           <w:placeholder>
             <w:docPart w:val="DefaultPlaceholder_-1854013440"/>
           </w:placeholder>
-          <w:dataBinding w:prefixMappings="xmlns:ns0='urn:microsoft-dynamics-nav/reports/SVA Regulation Indeks Min/50031/'" w:xpath="/ns0:NavWordReportXmlPart[1]/ns0:SVA_Regulations[1]/ns0:TCity[1]" w:storeItemID="{EC96BE8E-9241-434C-A80C-74A1603D0390}"/>
+          <w:dataBinding w:prefixMappings="xmlns:ns0='urn:microsoft-dynamics-nav/reports/SVA_Regulation_Indeks_Min/50031/'" w:xpath="/ns0:NavWordReportXmlPart[1]/ns0:SVA_Regulations[1]/ns0:TCity[1]" w:storeItemID="{A2C265CB-E298-4447-872B-E20AFB9E8CF3}"/>
           <w:text/>
         </w:sdtPr>
         <w:sdtEndPr/>
         <w:sdtContent>
-          <w:proofErr w:type="spellStart"/>
           <w:r>
             <w:rPr>
               <w:rFonts w:ascii="Arial" w:hAnsi="Arial" w:eastAsia="Times New Roman" w:cs="Arial"/>
@@ -597,7 +538,6 @@
             </w:rPr>
             <w:t>TCity</w:t>
           </w:r>
-          <w:proofErr w:type="spellEnd"/>
         </w:sdtContent>
       </w:sdt>
     </w:p>
@@ -657,12 +597,12 @@
             <w:lang w:eastAsia="en-US"/>
           </w:rPr>
           <w:alias w:val="#Nav: /SVA_Regulations/Indeksdate"/>
-          <w:tag w:val="#Nav: SVA Regulation Indeks Min/50031"/>
+          <w:tag w:val="#Nav: SVA_Regulation_Indeks_Min/50031"/>
           <w:id w:val="-182983656"/>
           <w:placeholder>
             <w:docPart w:val="DefaultPlaceholder_-1854013440"/>
           </w:placeholder>
-          <w:dataBinding w:prefixMappings="xmlns:ns0='urn:microsoft-dynamics-nav/reports/SVA Regulation Indeks Min/50031/'" w:xpath="/ns0:NavWordReportXmlPart[1]/ns0:SVA_Regulations[1]/ns0:Indeksdate[1]" w:storeItemID="{EC96BE8E-9241-434C-A80C-74A1603D0390}"/>
+          <w:dataBinding w:prefixMappings="xmlns:ns0='urn:microsoft-dynamics-nav/reports/SVA_Regulation_Indeks_Min/50031/'" w:xpath="/ns0:NavWordReportXmlPart[1]/ns0:SVA_Regulations[1]/ns0:Indeksdate[1]" w:storeItemID="{A2C265CB-E298-4447-872B-E20AFB9E8CF3}"/>
           <w:text/>
         </w:sdtPr>
         <w:sdtEndPr/>
@@ -690,17 +630,16 @@
             <w:lang w:eastAsia="en-US"/>
           </w:rPr>
           <w:alias w:val="#Nav: /SVA_Regulations/MinRegulation"/>
-          <w:tag w:val="#Nav: SVA Regulation Indeks Min/50031"/>
+          <w:tag w:val="#Nav: SVA_Regulation_Indeks_Min/50031"/>
           <w:id w:val="-756051953"/>
           <w:placeholder>
             <w:docPart w:val="DefaultPlaceholder_-1854013440"/>
           </w:placeholder>
-          <w:dataBinding w:prefixMappings="xmlns:ns0='urn:microsoft-dynamics-nav/reports/SVA Regulation Indeks Min/50031/'" w:xpath="/ns0:NavWordReportXmlPart[1]/ns0:SVA_Regulations[1]/ns0:MinRegulation[1]" w:storeItemID="{EC96BE8E-9241-434C-A80C-74A1603D0390}"/>
+          <w:dataBinding w:prefixMappings="xmlns:ns0='urn:microsoft-dynamics-nav/reports/SVA_Regulation_Indeks_Min/50031/'" w:xpath="/ns0:NavWordReportXmlPart[1]/ns0:SVA_Regulations[1]/ns0:MinRegulation[1]" w:storeItemID="{A2C265CB-E298-4447-872B-E20AFB9E8CF3}"/>
           <w:text/>
         </w:sdtPr>
         <w:sdtEndPr/>
         <w:sdtContent>
-          <w:proofErr w:type="spellStart"/>
           <w:r>
             <w:rPr>
               <w:rFonts w:ascii="Arial" w:hAnsi="Arial" w:eastAsia="Times New Roman" w:cs="Arial"/>
@@ -708,7 +647,6 @@
             </w:rPr>
             <w:t>MinRegulation</w:t>
           </w:r>
-          <w:proofErr w:type="spellEnd"/>
         </w:sdtContent>
       </w:sdt>
       <w:r>
@@ -725,17 +663,16 @@
             <w:lang w:eastAsia="en-US"/>
           </w:rPr>
           <w:alias w:val="#Nav: /SVA_Regulations/MaxRegulation"/>
-          <w:tag w:val="#Nav: SVA Regulation Indeks Min/50031"/>
+          <w:tag w:val="#Nav: SVA_Regulation_Indeks_Min/50031"/>
           <w:id w:val="-464810847"/>
           <w:placeholder>
             <w:docPart w:val="DefaultPlaceholder_-1854013440"/>
           </w:placeholder>
-          <w:dataBinding w:prefixMappings="xmlns:ns0='urn:microsoft-dynamics-nav/reports/SVA Regulation Indeks Min/50031/'" w:xpath="/ns0:NavWordReportXmlPart[1]/ns0:SVA_Regulations[1]/ns0:MaxRegulation[1]" w:storeItemID="{EC96BE8E-9241-434C-A80C-74A1603D0390}"/>
+          <w:dataBinding w:prefixMappings="xmlns:ns0='urn:microsoft-dynamics-nav/reports/SVA_Regulation_Indeks_Min/50031/'" w:xpath="/ns0:NavWordReportXmlPart[1]/ns0:SVA_Regulations[1]/ns0:MaxRegulation[1]" w:storeItemID="{A2C265CB-E298-4447-872B-E20AFB9E8CF3}"/>
           <w:text/>
         </w:sdtPr>
         <w:sdtEndPr/>
         <w:sdtContent>
-          <w:proofErr w:type="spellStart"/>
           <w:r>
             <w:rPr>
               <w:rFonts w:ascii="Arial" w:hAnsi="Arial" w:eastAsia="Times New Roman" w:cs="Arial"/>
@@ -743,7 +680,6 @@
             </w:rPr>
             <w:t>MaxRegulation</w:t>
           </w:r>
-          <w:proofErr w:type="spellEnd"/>
         </w:sdtContent>
       </w:sdt>
       <w:r>
@@ -806,7 +742,8 @@
     <w:p>
       <w:pPr>
         <w:tabs>
-          <w:tab w:val="decimal" w:pos="2835"/>
+          <w:tab w:val="decimal" w:pos="0"/>
+          <w:tab w:val="left" w:pos="1985"/>
         </w:tabs>
         <w:overflowPunct w:val="0"/>
         <w:autoSpaceDE w:val="0"/>
@@ -824,21 +761,14 @@
           <w:rFonts w:ascii="Arial" w:hAnsi="Arial" w:eastAsia="Times New Roman" w:cs="Arial"/>
           <w:lang w:eastAsia="en-US"/>
         </w:rPr>
-        <w:t>Indeks</w:t>
-      </w:r>
-      <w:r>
-        <w:rPr>
-          <w:rFonts w:ascii="Arial" w:hAnsi="Arial" w:eastAsia="Times New Roman" w:cs="Arial"/>
-          <w:lang w:eastAsia="en-US"/>
-        </w:rPr>
-        <w:t xml:space="preserve"> 1</w:t>
-      </w:r>
-      <w:r>
-        <w:rPr>
-          <w:rFonts w:ascii="Arial" w:hAnsi="Arial" w:eastAsia="Times New Roman" w:cs="Arial"/>
-          <w:lang w:eastAsia="en-US"/>
-        </w:rPr>
-        <w:t>:</w:t>
+        <w:t>Nuværende i</w:t>
+      </w:r>
+      <w:r>
+        <w:rPr>
+          <w:rFonts w:ascii="Arial" w:hAnsi="Arial" w:eastAsia="Times New Roman" w:cs="Arial"/>
+          <w:lang w:eastAsia="en-US"/>
+        </w:rPr>
+        <w:t>ndeks:</w:t>
       </w:r>
       <w:r>
         <w:rPr>
@@ -854,17 +784,16 @@
             <w:lang w:eastAsia="en-US"/>
           </w:rPr>
           <w:alias w:val="#Nav: /SVA_Regulations/IndeksOld"/>
-          <w:tag w:val="#Nav: SVA Regulation Indeks Min/50031"/>
+          <w:tag w:val="#Nav: SVA_Regulation_Indeks_Min/50031"/>
           <w:id w:val="1669599916"/>
           <w:placeholder>
             <w:docPart w:val="DefaultPlaceholder_-1854013440"/>
           </w:placeholder>
-          <w:dataBinding w:prefixMappings="xmlns:ns0='urn:microsoft-dynamics-nav/reports/SVA Regulation Indeks Min/50031/'" w:xpath="/ns0:NavWordReportXmlPart[1]/ns0:SVA_Regulations[1]/ns0:IndeksOld[1]" w:storeItemID="{EC96BE8E-9241-434C-A80C-74A1603D0390}"/>
+          <w:dataBinding w:prefixMappings="xmlns:ns0='urn:microsoft-dynamics-nav/reports/SVA_Regulation_Indeks_Min/50031/'" w:xpath="/ns0:NavWordReportXmlPart[1]/ns0:SVA_Regulations[1]/ns0:IndeksOld[1]" w:storeItemID="{A2C265CB-E298-4447-872B-E20AFB9E8CF3}"/>
           <w:text/>
         </w:sdtPr>
         <w:sdtEndPr/>
         <w:sdtContent>
-          <w:proofErr w:type="spellStart"/>
           <w:r>
             <w:rPr>
               <w:rFonts w:ascii="Arial" w:hAnsi="Arial" w:eastAsia="Times New Roman" w:cs="Arial"/>
@@ -872,14 +801,14 @@
             </w:rPr>
             <w:t>IndeksOld</w:t>
           </w:r>
-          <w:proofErr w:type="spellEnd"/>
         </w:sdtContent>
       </w:sdt>
     </w:p>
     <w:p>
       <w:pPr>
         <w:tabs>
-          <w:tab w:val="decimal" w:pos="2835"/>
+          <w:tab w:val="decimal" w:pos="0"/>
+          <w:tab w:val="left" w:pos="1985"/>
         </w:tabs>
         <w:overflowPunct w:val="0"/>
         <w:autoSpaceDE w:val="0"/>
@@ -897,14 +826,7 @@
           <w:rFonts w:ascii="Arial" w:hAnsi="Arial" w:eastAsia="Times New Roman" w:cs="Arial"/>
           <w:lang w:eastAsia="en-US"/>
         </w:rPr>
-        <w:t>Indeks</w:t>
-      </w:r>
-      <w:r>
-        <w:rPr>
-          <w:rFonts w:ascii="Arial" w:hAnsi="Arial" w:eastAsia="Times New Roman" w:cs="Arial"/>
-          <w:lang w:eastAsia="en-US"/>
-        </w:rPr>
-        <w:t xml:space="preserve"> 2</w:t>
+        <w:t>Nyt indeks</w:t>
       </w:r>
       <w:r>
         <w:rPr>
@@ -927,17 +849,16 @@
             <w:lang w:eastAsia="en-US"/>
           </w:rPr>
           <w:alias w:val="#Nav: /SVA_Regulations/IndeksNew"/>
-          <w:tag w:val="#Nav: SVA Regulation Indeks Min/50031"/>
+          <w:tag w:val="#Nav: SVA_Regulation_Indeks_Min/50031"/>
           <w:id w:val="-1520996888"/>
           <w:placeholder>
             <w:docPart w:val="DefaultPlaceholder_-1854013440"/>
           </w:placeholder>
-          <w:dataBinding w:prefixMappings="xmlns:ns0='urn:microsoft-dynamics-nav/reports/SVA Regulation Indeks Min/50031/'" w:xpath="/ns0:NavWordReportXmlPart[1]/ns0:SVA_Regulations[1]/ns0:IndeksNew[1]" w:storeItemID="{EC96BE8E-9241-434C-A80C-74A1603D0390}"/>
+          <w:dataBinding w:prefixMappings="xmlns:ns0='urn:microsoft-dynamics-nav/reports/SVA_Regulation_Indeks_Min/50031/'" w:xpath="/ns0:NavWordReportXmlPart[1]/ns0:SVA_Regulations[1]/ns0:IndeksNew[1]" w:storeItemID="{A2C265CB-E298-4447-872B-E20AFB9E8CF3}"/>
           <w:text/>
         </w:sdtPr>
         <w:sdtEndPr/>
         <w:sdtContent>
-          <w:proofErr w:type="spellStart"/>
           <w:r>
             <w:rPr>
               <w:rFonts w:ascii="Arial" w:hAnsi="Arial" w:eastAsia="Times New Roman" w:cs="Arial"/>
@@ -945,7 +866,6 @@
             </w:rPr>
             <w:t>IndeksNew</w:t>
           </w:r>
-          <w:proofErr w:type="spellEnd"/>
         </w:sdtContent>
       </w:sdt>
       <w:r>
@@ -1000,17 +920,16 @@
             <w:lang w:eastAsia="en-US"/>
           </w:rPr>
           <w:alias w:val="#Nav: /SVA_Regulations/ActualRegulation"/>
-          <w:tag w:val="#Nav: SVA Regulation Indeks Min/50031"/>
+          <w:tag w:val="#Nav: SVA_Regulation_Indeks_Min/50031"/>
           <w:id w:val="-1042897227"/>
           <w:placeholder>
             <w:docPart w:val="DefaultPlaceholder_-1854013440"/>
           </w:placeholder>
-          <w:dataBinding w:prefixMappings="xmlns:ns0='urn:microsoft-dynamics-nav/reports/SVA Regulation Indeks Min/50031/'" w:xpath="/ns0:NavWordReportXmlPart[1]/ns0:SVA_Regulations[1]/ns0:ActualRegulation[1]" w:storeItemID="{EC96BE8E-9241-434C-A80C-74A1603D0390}"/>
+          <w:dataBinding w:prefixMappings="xmlns:ns0='urn:microsoft-dynamics-nav/reports/SVA_Regulation_Indeks_Min/50031/'" w:xpath="/ns0:NavWordReportXmlPart[1]/ns0:SVA_Regulations[1]/ns0:ActualRegulation[1]" w:storeItemID="{A2C265CB-E298-4447-872B-E20AFB9E8CF3}"/>
           <w:text/>
         </w:sdtPr>
         <w:sdtEndPr/>
         <w:sdtContent>
-          <w:proofErr w:type="spellStart"/>
           <w:r>
             <w:rPr>
               <w:rFonts w:ascii="Arial" w:hAnsi="Arial" w:eastAsia="Times New Roman" w:cs="Arial"/>
@@ -1018,7 +937,6 @@
             </w:rPr>
             <w:t>ActualRegulation</w:t>
           </w:r>
-          <w:proofErr w:type="spellEnd"/>
         </w:sdtContent>
       </w:sdt>
       <w:r>
@@ -1074,17 +992,16 @@
             <w:lang w:eastAsia="en-US"/>
           </w:rPr>
           <w:alias w:val="#Nav: /SVA_Regulations/Regulationdate"/>
-          <w:tag w:val="#Nav: SVA Regulation Indeks Min/50031"/>
+          <w:tag w:val="#Nav: SVA_Regulation_Indeks_Min/50031"/>
           <w:id w:val="-1078597765"/>
           <w:placeholder>
             <w:docPart w:val="DefaultPlaceholder_-1854013440"/>
           </w:placeholder>
-          <w:dataBinding w:prefixMappings="xmlns:ns0='urn:microsoft-dynamics-nav/reports/SVA Regulation Indeks Min/50031/'" w:xpath="/ns0:NavWordReportXmlPart[1]/ns0:SVA_Regulations[1]/ns0:Regulationdate[1]" w:storeItemID="{EC96BE8E-9241-434C-A80C-74A1603D0390}"/>
+          <w:dataBinding w:prefixMappings="xmlns:ns0='urn:microsoft-dynamics-nav/reports/SVA_Regulation_Indeks_Min/50031/'" w:xpath="/ns0:NavWordReportXmlPart[1]/ns0:SVA_Regulations[1]/ns0:Regulationdate[1]" w:storeItemID="{A2C265CB-E298-4447-872B-E20AFB9E8CF3}"/>
           <w:text/>
         </w:sdtPr>
         <w:sdtEndPr/>
         <w:sdtContent>
-          <w:proofErr w:type="spellStart"/>
           <w:r>
             <w:rPr>
               <w:rFonts w:ascii="Arial" w:hAnsi="Arial" w:eastAsia="Times New Roman" w:cs="Arial"/>
@@ -1093,7 +1010,6 @@
             </w:rPr>
             <w:t>Regulationdate</w:t>
           </w:r>
-          <w:proofErr w:type="spellEnd"/>
         </w:sdtContent>
       </w:sdt>
       <w:r>
@@ -1195,17 +1111,16 @@
             <w:lang w:eastAsia="en-US"/>
           </w:rPr>
           <w:alias w:val="#Nav: /SVA_Regulations/RentYearNow"/>
-          <w:tag w:val="#Nav: SVA Regulation Indeks Min/50031"/>
+          <w:tag w:val="#Nav: SVA_Regulation_Indeks_Min/50031"/>
           <w:id w:val="-1058015184"/>
           <w:placeholder>
             <w:docPart w:val="DefaultPlaceholder_-1854013440"/>
           </w:placeholder>
-          <w:dataBinding w:prefixMappings="xmlns:ns0='urn:microsoft-dynamics-nav/reports/SVA Regulation Indeks Min/50031/'" w:xpath="/ns0:NavWordReportXmlPart[1]/ns0:SVA_Regulations[1]/ns0:RentYearNow[1]" w:storeItemID="{EC96BE8E-9241-434C-A80C-74A1603D0390}"/>
+          <w:dataBinding w:prefixMappings="xmlns:ns0='urn:microsoft-dynamics-nav/reports/SVA_Regulation_Indeks_Min/50031/'" w:xpath="/ns0:NavWordReportXmlPart[1]/ns0:SVA_Regulations[1]/ns0:RentYearNow[1]" w:storeItemID="{A2C265CB-E298-4447-872B-E20AFB9E8CF3}"/>
           <w:text/>
         </w:sdtPr>
         <w:sdtEndPr/>
         <w:sdtContent>
-          <w:proofErr w:type="spellStart"/>
           <w:r>
             <w:rPr>
               <w:rFonts w:ascii="Arial" w:hAnsi="Arial" w:eastAsia="Times New Roman" w:cs="Arial"/>
@@ -1213,7 +1128,6 @@
             </w:rPr>
             <w:t>RentYearNow</w:t>
           </w:r>
-          <w:proofErr w:type="spellEnd"/>
         </w:sdtContent>
       </w:sdt>
       <w:r>
@@ -1237,17 +1151,16 @@
             <w:lang w:eastAsia="en-US"/>
           </w:rPr>
           <w:alias w:val="#Nav: /SVA_Regulations/RentPerNow"/>
-          <w:tag w:val="#Nav: SVA Regulation Indeks Min/50031"/>
+          <w:tag w:val="#Nav: SVA_Regulation_Indeks_Min/50031"/>
           <w:id w:val="2130197292"/>
           <w:placeholder>
             <w:docPart w:val="DefaultPlaceholder_-1854013440"/>
           </w:placeholder>
-          <w:dataBinding w:prefixMappings="xmlns:ns0='urn:microsoft-dynamics-nav/reports/SVA Regulation Indeks Min/50031/'" w:xpath="/ns0:NavWordReportXmlPart[1]/ns0:SVA_Regulations[1]/ns0:RentPerNow[1]" w:storeItemID="{EC96BE8E-9241-434C-A80C-74A1603D0390}"/>
+          <w:dataBinding w:prefixMappings="xmlns:ns0='urn:microsoft-dynamics-nav/reports/SVA_Regulation_Indeks_Min/50031/'" w:xpath="/ns0:NavWordReportXmlPart[1]/ns0:SVA_Regulations[1]/ns0:RentPerNow[1]" w:storeItemID="{A2C265CB-E298-4447-872B-E20AFB9E8CF3}"/>
           <w:text/>
         </w:sdtPr>
         <w:sdtEndPr/>
         <w:sdtContent>
-          <w:proofErr w:type="spellStart"/>
           <w:r>
             <w:rPr>
               <w:rFonts w:ascii="Arial" w:hAnsi="Arial" w:eastAsia="Times New Roman" w:cs="Arial"/>
@@ -1255,7 +1168,6 @@
             </w:rPr>
             <w:t>RentPerNow</w:t>
           </w:r>
-          <w:proofErr w:type="spellEnd"/>
         </w:sdtContent>
       </w:sdt>
       <w:r>
@@ -1304,17 +1216,16 @@
             <w:lang w:eastAsia="en-US"/>
           </w:rPr>
           <w:alias w:val="#Nav: /SVA_Regulations/RegulationYear"/>
-          <w:tag w:val="#Nav: SVA Regulation Indeks Min/50031"/>
+          <w:tag w:val="#Nav: SVA_Regulation_Indeks_Min/50031"/>
           <w:id w:val="-1166169176"/>
           <w:placeholder>
             <w:docPart w:val="DefaultPlaceholder_-1854013440"/>
           </w:placeholder>
-          <w:dataBinding w:prefixMappings="xmlns:ns0='urn:microsoft-dynamics-nav/reports/SVA Regulation Indeks Min/50031/'" w:xpath="/ns0:NavWordReportXmlPart[1]/ns0:SVA_Regulations[1]/ns0:RegulationYear[1]" w:storeItemID="{EC96BE8E-9241-434C-A80C-74A1603D0390}"/>
+          <w:dataBinding w:prefixMappings="xmlns:ns0='urn:microsoft-dynamics-nav/reports/SVA_Regulation_Indeks_Min/50031/'" w:xpath="/ns0:NavWordReportXmlPart[1]/ns0:SVA_Regulations[1]/ns0:RegulationYear[1]" w:storeItemID="{A2C265CB-E298-4447-872B-E20AFB9E8CF3}"/>
           <w:text/>
         </w:sdtPr>
         <w:sdtEndPr/>
         <w:sdtContent>
-          <w:proofErr w:type="spellStart"/>
           <w:r>
             <w:rPr>
               <w:rFonts w:ascii="Arial" w:hAnsi="Arial" w:eastAsia="Times New Roman" w:cs="Arial"/>
@@ -1322,7 +1233,6 @@
             </w:rPr>
             <w:t>RegulationYear</w:t>
           </w:r>
-          <w:proofErr w:type="spellEnd"/>
         </w:sdtContent>
       </w:sdt>
       <w:r>
@@ -1346,17 +1256,16 @@
             <w:lang w:eastAsia="en-US"/>
           </w:rPr>
           <w:alias w:val="#Nav: /SVA_Regulations/RegulationPer"/>
-          <w:tag w:val="#Nav: SVA Regulation Indeks Min/50031"/>
+          <w:tag w:val="#Nav: SVA_Regulation_Indeks_Min/50031"/>
           <w:id w:val="1306196971"/>
           <w:placeholder>
             <w:docPart w:val="DefaultPlaceholder_-1854013440"/>
           </w:placeholder>
-          <w:dataBinding w:prefixMappings="xmlns:ns0='urn:microsoft-dynamics-nav/reports/SVA Regulation Indeks Min/50031/'" w:xpath="/ns0:NavWordReportXmlPart[1]/ns0:SVA_Regulations[1]/ns0:RegulationPer[1]" w:storeItemID="{EC96BE8E-9241-434C-A80C-74A1603D0390}"/>
+          <w:dataBinding w:prefixMappings="xmlns:ns0='urn:microsoft-dynamics-nav/reports/SVA_Regulation_Indeks_Min/50031/'" w:xpath="/ns0:NavWordReportXmlPart[1]/ns0:SVA_Regulations[1]/ns0:RegulationPer[1]" w:storeItemID="{A2C265CB-E298-4447-872B-E20AFB9E8CF3}"/>
           <w:text/>
         </w:sdtPr>
         <w:sdtEndPr/>
         <w:sdtContent>
-          <w:proofErr w:type="spellStart"/>
           <w:r>
             <w:rPr>
               <w:rFonts w:ascii="Arial" w:hAnsi="Arial" w:eastAsia="Times New Roman" w:cs="Arial"/>
@@ -1364,7 +1273,6 @@
             </w:rPr>
             <w:t>RegulationPer</w:t>
           </w:r>
-          <w:proofErr w:type="spellEnd"/>
         </w:sdtContent>
       </w:sdt>
       <w:r>
@@ -1413,17 +1321,16 @@
             <w:lang w:eastAsia="en-US"/>
           </w:rPr>
           <w:alias w:val="#Nav: /SVA_Regulations/RentYearNew"/>
-          <w:tag w:val="#Nav: SVA Regulation Indeks Min/50031"/>
+          <w:tag w:val="#Nav: SVA_Regulation_Indeks_Min/50031"/>
           <w:id w:val="-1677031339"/>
           <w:placeholder>
             <w:docPart w:val="DefaultPlaceholder_-1854013440"/>
           </w:placeholder>
-          <w:dataBinding w:prefixMappings="xmlns:ns0='urn:microsoft-dynamics-nav/reports/SVA Regulation Indeks Min/50031/'" w:xpath="/ns0:NavWordReportXmlPart[1]/ns0:SVA_Regulations[1]/ns0:RentYearNew[1]" w:storeItemID="{EC96BE8E-9241-434C-A80C-74A1603D0390}"/>
+          <w:dataBinding w:prefixMappings="xmlns:ns0='urn:microsoft-dynamics-nav/reports/SVA_Regulation_Indeks_Min/50031/'" w:xpath="/ns0:NavWordReportXmlPart[1]/ns0:SVA_Regulations[1]/ns0:RentYearNew[1]" w:storeItemID="{A2C265CB-E298-4447-872B-E20AFB9E8CF3}"/>
           <w:text/>
         </w:sdtPr>
         <w:sdtEndPr/>
         <w:sdtContent>
-          <w:proofErr w:type="spellStart"/>
           <w:r>
             <w:rPr>
               <w:rFonts w:ascii="Arial" w:hAnsi="Arial" w:eastAsia="Times New Roman" w:cs="Arial"/>
@@ -1431,7 +1338,6 @@
             </w:rPr>
             <w:t>RentYearNew</w:t>
           </w:r>
-          <w:proofErr w:type="spellEnd"/>
         </w:sdtContent>
       </w:sdt>
       <w:r>
@@ -1455,17 +1361,16 @@
             <w:lang w:eastAsia="en-US"/>
           </w:rPr>
           <w:alias w:val="#Nav: /SVA_Regulations/RentPerNew"/>
-          <w:tag w:val="#Nav: SVA Regulation Indeks Min/50031"/>
+          <w:tag w:val="#Nav: SVA_Regulation_Indeks_Min/50031"/>
           <w:id w:val="-1031954381"/>
           <w:placeholder>
             <w:docPart w:val="DefaultPlaceholder_-1854013440"/>
           </w:placeholder>
-          <w:dataBinding w:prefixMappings="xmlns:ns0='urn:microsoft-dynamics-nav/reports/SVA Regulation Indeks Min/50031/'" w:xpath="/ns0:NavWordReportXmlPart[1]/ns0:SVA_Regulations[1]/ns0:RentPerNew[1]" w:storeItemID="{EC96BE8E-9241-434C-A80C-74A1603D0390}"/>
+          <w:dataBinding w:prefixMappings="xmlns:ns0='urn:microsoft-dynamics-nav/reports/SVA_Regulation_Indeks_Min/50031/'" w:xpath="/ns0:NavWordReportXmlPart[1]/ns0:SVA_Regulations[1]/ns0:RentPerNew[1]" w:storeItemID="{A2C265CB-E298-4447-872B-E20AFB9E8CF3}"/>
           <w:text/>
         </w:sdtPr>
         <w:sdtEndPr/>
         <w:sdtContent>
-          <w:proofErr w:type="spellStart"/>
           <w:r>
             <w:rPr>
               <w:rFonts w:ascii="Arial" w:hAnsi="Arial" w:eastAsia="Times New Roman" w:cs="Arial"/>
@@ -1473,7 +1378,6 @@
             </w:rPr>
             <w:t>RentPerNew</w:t>
           </w:r>
-          <w:proofErr w:type="spellEnd"/>
         </w:sdtContent>
       </w:sdt>
       <w:r>
@@ -1631,17 +1535,16 @@
             <w:lang w:eastAsia="en-US"/>
           </w:rPr>
           <w:alias w:val="#Nav: /SVA_Regulations/DepositNow"/>
-          <w:tag w:val="#Nav: SVA Regulation Indeks Min/50031"/>
+          <w:tag w:val="#Nav: SVA_Regulation_Indeks_Min/50031"/>
           <w:id w:val="694273732"/>
           <w:placeholder>
             <w:docPart w:val="DefaultPlaceholder_-1854013440"/>
           </w:placeholder>
-          <w:dataBinding w:prefixMappings="xmlns:ns0='urn:microsoft-dynamics-nav/reports/SVA Regulation Indeks Min/50031/'" w:xpath="/ns0:NavWordReportXmlPart[1]/ns0:SVA_Regulations[1]/ns0:DepositNow[1]" w:storeItemID="{EC96BE8E-9241-434C-A80C-74A1603D0390}"/>
+          <w:dataBinding w:prefixMappings="xmlns:ns0='urn:microsoft-dynamics-nav/reports/SVA_Regulation_Indeks_Min/50031/'" w:xpath="/ns0:NavWordReportXmlPart[1]/ns0:SVA_Regulations[1]/ns0:DepositNow[1]" w:storeItemID="{A2C265CB-E298-4447-872B-E20AFB9E8CF3}"/>
           <w:text/>
         </w:sdtPr>
         <w:sdtEndPr/>
         <w:sdtContent>
-          <w:proofErr w:type="spellStart"/>
           <w:r>
             <w:rPr>
               <w:rFonts w:ascii="Arial" w:hAnsi="Arial" w:eastAsia="Times New Roman" w:cs="Arial"/>
@@ -1649,7 +1552,6 @@
             </w:rPr>
             <w:t>DepositNow</w:t>
           </w:r>
-          <w:proofErr w:type="spellEnd"/>
         </w:sdtContent>
       </w:sdt>
       <w:r>
@@ -1713,17 +1615,16 @@
             <w:lang w:eastAsia="en-US"/>
           </w:rPr>
           <w:alias w:val="#Nav: /SVA_Regulations/RegulationDeposit"/>
-          <w:tag w:val="#Nav: SVA Regulation Indeks Min/50031"/>
+          <w:tag w:val="#Nav: SVA_Regulation_Indeks_Min/50031"/>
           <w:id w:val="-12841164"/>
           <w:placeholder>
             <w:docPart w:val="DefaultPlaceholder_-1854013440"/>
           </w:placeholder>
-          <w:dataBinding w:prefixMappings="xmlns:ns0='urn:microsoft-dynamics-nav/reports/SVA Regulation Indeks Min/50031/'" w:xpath="/ns0:NavWordReportXmlPart[1]/ns0:SVA_Regulations[1]/ns0:RegulationDeposit[1]" w:storeItemID="{EC96BE8E-9241-434C-A80C-74A1603D0390}"/>
+          <w:dataBinding w:prefixMappings="xmlns:ns0='urn:microsoft-dynamics-nav/reports/SVA_Regulation_Indeks_Min/50031/'" w:xpath="/ns0:NavWordReportXmlPart[1]/ns0:SVA_Regulations[1]/ns0:RegulationDeposit[1]" w:storeItemID="{A2C265CB-E298-4447-872B-E20AFB9E8CF3}"/>
           <w:text/>
         </w:sdtPr>
         <w:sdtEndPr/>
         <w:sdtContent>
-          <w:proofErr w:type="spellStart"/>
           <w:r>
             <w:rPr>
               <w:rFonts w:ascii="Arial" w:hAnsi="Arial" w:eastAsia="Times New Roman" w:cs="Arial"/>
@@ -1731,7 +1632,6 @@
             </w:rPr>
             <w:t>RegulationDeposit</w:t>
           </w:r>
-          <w:proofErr w:type="spellEnd"/>
         </w:sdtContent>
       </w:sdt>
       <w:r>
@@ -1795,17 +1695,16 @@
             <w:lang w:eastAsia="en-US"/>
           </w:rPr>
           <w:alias w:val="#Nav: /SVA_Regulations/DepositNew"/>
-          <w:tag w:val="#Nav: SVA Regulation Indeks Min/50031"/>
+          <w:tag w:val="#Nav: SVA_Regulation_Indeks_Min/50031"/>
           <w:id w:val="-1310238729"/>
           <w:placeholder>
             <w:docPart w:val="DefaultPlaceholder_-1854013440"/>
           </w:placeholder>
-          <w:dataBinding w:prefixMappings="xmlns:ns0='urn:microsoft-dynamics-nav/reports/SVA Regulation Indeks Min/50031/'" w:xpath="/ns0:NavWordReportXmlPart[1]/ns0:SVA_Regulations[1]/ns0:DepositNew[1]" w:storeItemID="{EC96BE8E-9241-434C-A80C-74A1603D0390}"/>
+          <w:dataBinding w:prefixMappings="xmlns:ns0='urn:microsoft-dynamics-nav/reports/SVA_Regulation_Indeks_Min/50031/'" w:xpath="/ns0:NavWordReportXmlPart[1]/ns0:SVA_Regulations[1]/ns0:DepositNew[1]" w:storeItemID="{A2C265CB-E298-4447-872B-E20AFB9E8CF3}"/>
           <w:text/>
         </w:sdtPr>
         <w:sdtEndPr/>
         <w:sdtContent>
-          <w:proofErr w:type="spellStart"/>
           <w:r>
             <w:rPr>
               <w:rFonts w:ascii="Arial" w:hAnsi="Arial" w:eastAsia="Times New Roman" w:cs="Arial"/>
@@ -1813,7 +1712,6 @@
             </w:rPr>
             <w:t>DepositNew</w:t>
           </w:r>
-          <w:proofErr w:type="spellEnd"/>
         </w:sdtContent>
       </w:sdt>
       <w:r>
@@ -1971,17 +1869,16 @@
             <w:lang w:eastAsia="en-US"/>
           </w:rPr>
           <w:alias w:val="#Nav: /SVA_Regulations/PrepaidRentNow"/>
-          <w:tag w:val="#Nav: SVA Regulation Indeks Min/50031"/>
+          <w:tag w:val="#Nav: SVA_Regulation_Indeks_Min/50031"/>
           <w:id w:val="-1153826750"/>
           <w:placeholder>
             <w:docPart w:val="DefaultPlaceholder_-1854013440"/>
           </w:placeholder>
-          <w:dataBinding w:prefixMappings="xmlns:ns0='urn:microsoft-dynamics-nav/reports/SVA Regulation Indeks Min/50031/'" w:xpath="/ns0:NavWordReportXmlPart[1]/ns0:SVA_Regulations[1]/ns0:PrepaidRentNow[1]" w:storeItemID="{EC96BE8E-9241-434C-A80C-74A1603D0390}"/>
+          <w:dataBinding w:prefixMappings="xmlns:ns0='urn:microsoft-dynamics-nav/reports/SVA_Regulation_Indeks_Min/50031/'" w:xpath="/ns0:NavWordReportXmlPart[1]/ns0:SVA_Regulations[1]/ns0:PrepaidRentNow[1]" w:storeItemID="{A2C265CB-E298-4447-872B-E20AFB9E8CF3}"/>
           <w:text/>
         </w:sdtPr>
         <w:sdtEndPr/>
         <w:sdtContent>
-          <w:proofErr w:type="spellStart"/>
           <w:r>
             <w:rPr>
               <w:rFonts w:ascii="Arial" w:hAnsi="Arial" w:eastAsia="Times New Roman" w:cs="Arial"/>
@@ -1989,7 +1886,6 @@
             </w:rPr>
             <w:t>PrepaidRentNow</w:t>
           </w:r>
-          <w:proofErr w:type="spellEnd"/>
         </w:sdtContent>
       </w:sdt>
       <w:r>
@@ -2060,17 +1956,16 @@
             <w:lang w:eastAsia="en-US"/>
           </w:rPr>
           <w:alias w:val="#Nav: /SVA_Regulations/RegulationPrepaidrent"/>
-          <w:tag w:val="#Nav: SVA Regulation Indeks Min/50031"/>
+          <w:tag w:val="#Nav: SVA_Regulation_Indeks_Min/50031"/>
           <w:id w:val="-1261529356"/>
           <w:placeholder>
             <w:docPart w:val="DefaultPlaceholder_-1854013440"/>
           </w:placeholder>
-          <w:dataBinding w:prefixMappings="xmlns:ns0='urn:microsoft-dynamics-nav/reports/SVA Regulation Indeks Min/50031/'" w:xpath="/ns0:NavWordReportXmlPart[1]/ns0:SVA_Regulations[1]/ns0:RegulationPrepaidrent[1]" w:storeItemID="{EC96BE8E-9241-434C-A80C-74A1603D0390}"/>
+          <w:dataBinding w:prefixMappings="xmlns:ns0='urn:microsoft-dynamics-nav/reports/SVA_Regulation_Indeks_Min/50031/'" w:xpath="/ns0:NavWordReportXmlPart[1]/ns0:SVA_Regulations[1]/ns0:RegulationPrepaidrent[1]" w:storeItemID="{A2C265CB-E298-4447-872B-E20AFB9E8CF3}"/>
           <w:text/>
         </w:sdtPr>
         <w:sdtEndPr/>
         <w:sdtContent>
-          <w:proofErr w:type="spellStart"/>
           <w:r>
             <w:rPr>
               <w:rFonts w:ascii="Arial" w:hAnsi="Arial" w:eastAsia="Times New Roman" w:cs="Arial"/>
@@ -2078,7 +1973,6 @@
             </w:rPr>
             <w:t>RegulationPrepaidrent</w:t>
           </w:r>
-          <w:proofErr w:type="spellEnd"/>
         </w:sdtContent>
       </w:sdt>
       <w:r>
@@ -2163,17 +2057,16 @@
             <w:lang w:eastAsia="en-US"/>
           </w:rPr>
           <w:alias w:val="#Nav: /SVA_Regulations/PrepaidRentNew"/>
-          <w:tag w:val="#Nav: SVA Regulation Indeks Min/50031"/>
+          <w:tag w:val="#Nav: SVA_Regulation_Indeks_Min/50031"/>
           <w:id w:val="2084948597"/>
           <w:placeholder>
             <w:docPart w:val="DefaultPlaceholder_-1854013440"/>
           </w:placeholder>
-          <w:dataBinding w:prefixMappings="xmlns:ns0='urn:microsoft-dynamics-nav/reports/SVA Regulation Indeks Min/50031/'" w:xpath="/ns0:NavWordReportXmlPart[1]/ns0:SVA_Regulations[1]/ns0:PrepaidRentNew[1]" w:storeItemID="{EC96BE8E-9241-434C-A80C-74A1603D0390}"/>
+          <w:dataBinding w:prefixMappings="xmlns:ns0='urn:microsoft-dynamics-nav/reports/SVA_Regulation_Indeks_Min/50031/'" w:xpath="/ns0:NavWordReportXmlPart[1]/ns0:SVA_Regulations[1]/ns0:PrepaidRentNew[1]" w:storeItemID="{A2C265CB-E298-4447-872B-E20AFB9E8CF3}"/>
           <w:text/>
         </w:sdtPr>
         <w:sdtEndPr/>
         <w:sdtContent>
-          <w:proofErr w:type="spellStart"/>
           <w:r>
             <w:rPr>
               <w:rFonts w:ascii="Arial" w:hAnsi="Arial" w:eastAsia="Times New Roman" w:cs="Arial"/>
@@ -2181,7 +2074,6 @@
             </w:rPr>
             <w:t>PrepaidRentNew</w:t>
           </w:r>
-          <w:proofErr w:type="spellEnd"/>
         </w:sdtContent>
       </w:sdt>
       <w:r>
@@ -2275,16 +2167,15 @@
         <w:rPr>
           <w:rFonts w:ascii="Arial" w:hAnsi="Arial" w:cs="Arial"/>
         </w:rPr>
-        <w:alias w:val="#Nav: /Company_Information/CName"/>
-        <w:tag w:val="#Nav: SVA Regulation Indeks Min/50031"/>
-        <w:id w:val="-1168236712"/>
+        <w:id w:val="763187810"/>
         <w:placeholder>
           <w:docPart w:val="DefaultPlaceholder_-1854013440"/>
         </w:placeholder>
-        <w:dataBinding w:prefixMappings="xmlns:ns0='urn:microsoft-dynamics-nav/reports/SVA Regulation Indeks Min/50031/'" w:xpath="/ns0:NavWordReportXmlPart[1]/ns0:Company_Information[1]/ns0:CName[1]" w:storeItemID="{EC96BE8E-9241-434C-A80C-74A1603D0390}"/>
+        <w:dataBinding w:prefixMappings="xmlns:ns0='urn:microsoft-dynamics-nav/reports/SVA_Regulation_Indeks_Min/50031/'" w:xpath="/ns0:NavWordReportXmlPart[1]/ns0:Company_Information[1]/ns0:CompanyAddress1[1]" w:storeItemID="{A2C265CB-E298-4447-872B-E20AFB9E8CF3}"/>
         <w:text/>
+        <w:alias w:val="#Nav: /Company_Information/CompanyAddress1"/>
+        <w:tag w:val="#Nav: SVA_Regulation_Indeks_Min/50031"/>
       </w:sdtPr>
-      <w:sdtEndPr/>
       <w:sdtContent>
         <w:p>
           <w:pPr>
@@ -2293,14 +2184,12 @@
               <w:rFonts w:ascii="Arial" w:hAnsi="Arial" w:cs="Arial"/>
             </w:rPr>
           </w:pPr>
-          <w:proofErr w:type="spellStart"/>
           <w:r>
             <w:rPr>
               <w:rFonts w:ascii="Arial" w:hAnsi="Arial" w:cs="Arial"/>
             </w:rPr>
-            <w:t>CName</w:t>
+            <w:t>CompanyAddress1</w:t>
           </w:r>
-          <w:proofErr w:type="spellEnd"/>
         </w:p>
       </w:sdtContent>
     </w:sdt>
@@ -2309,16 +2198,15 @@
         <w:rPr>
           <w:rFonts w:ascii="Arial" w:hAnsi="Arial" w:cs="Arial"/>
         </w:rPr>
-        <w:alias w:val="#Nav: /Company_Information/CAddress"/>
-        <w:tag w:val="#Nav: SVA Regulation Indeks Min/50031"/>
-        <w:id w:val="-1175270647"/>
+        <w:id w:val="749775130"/>
         <w:placeholder>
           <w:docPart w:val="DefaultPlaceholder_-1854013440"/>
         </w:placeholder>
-        <w:dataBinding w:prefixMappings="xmlns:ns0='urn:microsoft-dynamics-nav/reports/SVA Regulation Indeks Min/50031/'" w:xpath="/ns0:NavWordReportXmlPart[1]/ns0:Company_Information[1]/ns0:CAddress[1]" w:storeItemID="{EC96BE8E-9241-434C-A80C-74A1603D0390}"/>
+        <w:dataBinding w:prefixMappings="xmlns:ns0='urn:microsoft-dynamics-nav/reports/SVA_Regulation_Indeks_Min/50031/'" w:xpath="/ns0:NavWordReportXmlPart[1]/ns0:Company_Information[1]/ns0:CompanyAddress2[1]" w:storeItemID="{A2C265CB-E298-4447-872B-E20AFB9E8CF3}"/>
         <w:text/>
+        <w:alias w:val="#Nav: /Company_Information/CompanyAddress2"/>
+        <w:tag w:val="#Nav: SVA_Regulation_Indeks_Min/50031"/>
       </w:sdtPr>
-      <w:sdtEndPr/>
       <w:sdtContent>
         <w:p>
           <w:pPr>
@@ -2327,83 +2215,46 @@
               <w:rFonts w:ascii="Arial" w:hAnsi="Arial" w:cs="Arial"/>
             </w:rPr>
           </w:pPr>
-          <w:proofErr w:type="spellStart"/>
           <w:r>
             <w:rPr>
               <w:rFonts w:ascii="Arial" w:hAnsi="Arial" w:cs="Arial"/>
             </w:rPr>
-            <w:t>CAddress</w:t>
+            <w:t>CompanyAddress2</w:t>
           </w:r>
-          <w:proofErr w:type="spellEnd"/>
         </w:p>
       </w:sdtContent>
     </w:sdt>
-    <w:p>
-      <w:pPr>
-        <w:spacing w:after="0" w:line="240" w:lineRule="auto"/>
+    <w:sdt>
+      <w:sdtPr>
         <w:rPr>
           <w:rFonts w:ascii="Arial" w:hAnsi="Arial" w:cs="Arial"/>
         </w:rPr>
-      </w:pPr>
-      <w:sdt>
-        <w:sdtPr>
-          <w:rPr>
-            <w:rFonts w:ascii="Arial" w:hAnsi="Arial" w:cs="Arial"/>
-          </w:rPr>
-          <w:alias w:val="#Nav: /Company_Information/CPostCode"/>
-          <w:tag w:val="#Nav: SVA Regulation Indeks Min/50031"/>
-          <w:id w:val="2064754430"/>
-          <w:placeholder>
-            <w:docPart w:val="DefaultPlaceholder_-1854013440"/>
-          </w:placeholder>
-          <w:dataBinding w:prefixMappings="xmlns:ns0='urn:microsoft-dynamics-nav/reports/SVA Regulation Indeks Min/50031/'" w:xpath="/ns0:NavWordReportXmlPart[1]/ns0:Company_Information[1]/ns0:CPostCode[1]" w:storeItemID="{EC96BE8E-9241-434C-A80C-74A1603D0390}"/>
-          <w:text/>
-        </w:sdtPr>
-        <w:sdtEndPr/>
-        <w:sdtContent>
-          <w:proofErr w:type="spellStart"/>
+        <w:id w:val="-1226455645"/>
+        <w:placeholder>
+          <w:docPart w:val="DefaultPlaceholder_-1854013440"/>
+        </w:placeholder>
+        <w:dataBinding w:prefixMappings="xmlns:ns0='urn:microsoft-dynamics-nav/reports/SVA_Regulation_Indeks_Min/50031/'" w:xpath="/ns0:NavWordReportXmlPart[1]/ns0:Company_Information[1]/ns0:CompanyAddress3[1]" w:storeItemID="{A2C265CB-E298-4447-872B-E20AFB9E8CF3}"/>
+        <w:text/>
+        <w:alias w:val="#Nav: /Company_Information/CompanyAddress3"/>
+        <w:tag w:val="#Nav: SVA_Regulation_Indeks_Min/50031"/>
+      </w:sdtPr>
+      <w:sdtContent>
+        <w:p>
+          <w:pPr>
+            <w:spacing w:after="0" w:line="240" w:lineRule="auto"/>
+            <w:rPr>
+              <w:rFonts w:ascii="Arial" w:hAnsi="Arial" w:cs="Arial"/>
+            </w:rPr>
+          </w:pPr>
           <w:r>
             <w:rPr>
               <w:rFonts w:ascii="Arial" w:hAnsi="Arial" w:cs="Arial"/>
             </w:rPr>
-            <w:t>CPostCode</w:t>
+            <w:t>CompanyAddress3</w:t>
           </w:r>
-          <w:proofErr w:type="spellEnd"/>
-        </w:sdtContent>
-      </w:sdt>
-      <w:r>
-        <w:rPr>
-          <w:rFonts w:ascii="Arial" w:hAnsi="Arial" w:cs="Arial"/>
-        </w:rPr>
-        <w:t xml:space="preserve"> </w:t>
-      </w:r>
-      <w:sdt>
-        <w:sdtPr>
-          <w:rPr>
-            <w:rFonts w:ascii="Arial" w:hAnsi="Arial" w:cs="Arial"/>
-          </w:rPr>
-          <w:alias w:val="#Nav: /Company_Information/CCity"/>
-          <w:tag w:val="#Nav: SVA Regulation Indeks Min/50031"/>
-          <w:id w:val="-1181041172"/>
-          <w:placeholder>
-            <w:docPart w:val="DefaultPlaceholder_-1854013440"/>
-          </w:placeholder>
-          <w:dataBinding w:prefixMappings="xmlns:ns0='urn:microsoft-dynamics-nav/reports/SVA Regulation Indeks Min/50031/'" w:xpath="/ns0:NavWordReportXmlPart[1]/ns0:Company_Information[1]/ns0:CCity[1]" w:storeItemID="{EC96BE8E-9241-434C-A80C-74A1603D0390}"/>
-          <w:text/>
-        </w:sdtPr>
-        <w:sdtEndPr/>
-        <w:sdtContent>
-          <w:proofErr w:type="spellStart"/>
-          <w:r>
-            <w:rPr>
-              <w:rFonts w:ascii="Arial" w:hAnsi="Arial" w:cs="Arial"/>
-            </w:rPr>
-            <w:t>CCity</w:t>
-          </w:r>
-          <w:proofErr w:type="spellEnd"/>
-        </w:sdtContent>
-      </w:sdt>
-    </w:p>
+        </w:p>
+      </w:sdtContent>
+    </w:sdt>
     <w:sectPr>
       <w:footnotePr>
         <w:numRestart w:val="eachPage"/>
@@ -2418,7 +2269,7 @@
 </file>
 
 <file path=word/styles.xml><?xml version="1.0" encoding="utf-8"?>
-<w:styles xmlns:mc="http://schemas.openxmlformats.org/markup-compatibility/2006" xmlns:r="http://schemas.openxmlformats.org/officeDocument/2006/relationships" xmlns:w="http://schemas.openxmlformats.org/wordprocessingml/2006/main" xmlns:w14="http://schemas.microsoft.com/office/word/2010/wordml" xmlns:w15="http://schemas.microsoft.com/office/word/2012/wordml" xmlns:w16cid="http://schemas.microsoft.com/office/word/2016/wordml/cid" xmlns:w16se="http://schemas.microsoft.com/office/word/2015/wordml/symex" mc:Ignorable="w14 w15 w16se w16cid">
+<w:styles xmlns:mc="http://schemas.openxmlformats.org/markup-compatibility/2006" xmlns:r="http://schemas.openxmlformats.org/officeDocument/2006/relationships" xmlns:w="http://schemas.openxmlformats.org/wordprocessingml/2006/main" xmlns:w14="http://schemas.microsoft.com/office/word/2010/wordml" xmlns:w15="http://schemas.microsoft.com/office/word/2012/wordml" xmlns:w16cex="http://schemas.microsoft.com/office/word/2018/wordml/cex" xmlns:w16cid="http://schemas.microsoft.com/office/word/2016/wordml/cid" xmlns:w16="http://schemas.microsoft.com/office/word/2018/wordml" xmlns:w16se="http://schemas.microsoft.com/office/word/2015/wordml/symex" mc:Ignorable="w14 w15 w16se w16cid w16 w16cex">
   <w:docDefaults>
     <w:rPrDefault>
       <w:rPr>
@@ -2857,7 +2708,7 @@
 </file>
 
 <file path=word/glossary/document.xml><?xml version="1.0" encoding="utf-8"?>
-<w:glossaryDocument xmlns:wpc="http://schemas.microsoft.com/office/word/2010/wordprocessingCanvas" xmlns:cx="http://schemas.microsoft.com/office/drawing/2014/chartex" xmlns:cx1="http://schemas.microsoft.com/office/drawing/2015/9/8/chartex" xmlns:cx2="http://schemas.microsoft.com/office/drawing/2015/10/21/chartex" xmlns:cx3="http://schemas.microsoft.com/office/drawing/2016/5/9/chartex" xmlns:cx4="http://schemas.microsoft.com/office/drawing/2016/5/10/chartex" xmlns:cx5="http://schemas.microsoft.com/office/drawing/2016/5/11/chartex" xmlns:cx6="http://schemas.microsoft.com/office/drawing/2016/5/12/chartex" xmlns:cx7="http://schemas.microsoft.com/office/drawing/2016/5/13/chartex" xmlns:cx8="http://schemas.microsoft.com/office/drawing/2016/5/14/chartex" xmlns:mc="http://schemas.openxmlformats.org/markup-compatibility/2006" xmlns:aink="http://schemas.microsoft.com/office/drawing/2016/ink" xmlns:am3d="http://schemas.microsoft.com/office/drawing/2017/model3d" xmlns:o="urn:schemas-microsoft-com:office:office" xmlns:r="http://schemas.openxmlformats.org/officeDocument/2006/relationships" xmlns:m="http://schemas.openxmlformats.org/officeDocument/2006/math" xmlns:v="urn:schemas-microsoft-com:vml" xmlns:wp14="http://schemas.microsoft.com/office/word/2010/wordprocessingDrawing" xmlns:wp="http://schemas.openxmlformats.org/drawingml/2006/wordprocessingDrawing" xmlns:w10="urn:schemas-microsoft-com:office:word" xmlns:w="http://schemas.openxmlformats.org/wordprocessingml/2006/main" xmlns:w14="http://schemas.microsoft.com/office/word/2010/wordml" xmlns:w15="http://schemas.microsoft.com/office/word/2012/wordml" xmlns:w16cid="http://schemas.microsoft.com/office/word/2016/wordml/cid" xmlns:w16se="http://schemas.microsoft.com/office/word/2015/wordml/symex" xmlns:wpg="http://schemas.microsoft.com/office/word/2010/wordprocessingGroup" xmlns:wpi="http://schemas.microsoft.com/office/word/2010/wordprocessingInk" xmlns:wne="http://schemas.microsoft.com/office/word/2006/wordml" xmlns:wps="http://schemas.microsoft.com/office/word/2010/wordprocessingShape" mc:Ignorable="w14 w15 w16se w16cid wp14">
+<w:glossaryDocument xmlns:wpc="http://schemas.microsoft.com/office/word/2010/wordprocessingCanvas" xmlns:cx="http://schemas.microsoft.com/office/drawing/2014/chartex" xmlns:cx1="http://schemas.microsoft.com/office/drawing/2015/9/8/chartex" xmlns:cx2="http://schemas.microsoft.com/office/drawing/2015/10/21/chartex" xmlns:cx3="http://schemas.microsoft.com/office/drawing/2016/5/9/chartex" xmlns:cx4="http://schemas.microsoft.com/office/drawing/2016/5/10/chartex" xmlns:cx5="http://schemas.microsoft.com/office/drawing/2016/5/11/chartex" xmlns:cx6="http://schemas.microsoft.com/office/drawing/2016/5/12/chartex" xmlns:cx7="http://schemas.microsoft.com/office/drawing/2016/5/13/chartex" xmlns:cx8="http://schemas.microsoft.com/office/drawing/2016/5/14/chartex" xmlns:mc="http://schemas.openxmlformats.org/markup-compatibility/2006" xmlns:aink="http://schemas.microsoft.com/office/drawing/2016/ink" xmlns:am3d="http://schemas.microsoft.com/office/drawing/2017/model3d" xmlns:o="urn:schemas-microsoft-com:office:office" xmlns:r="http://schemas.openxmlformats.org/officeDocument/2006/relationships" xmlns:m="http://schemas.openxmlformats.org/officeDocument/2006/math" xmlns:v="urn:schemas-microsoft-com:vml" xmlns:wp14="http://schemas.microsoft.com/office/word/2010/wordprocessingDrawing" xmlns:wp="http://schemas.openxmlformats.org/drawingml/2006/wordprocessingDrawing" xmlns:w10="urn:schemas-microsoft-com:office:word" xmlns:w="http://schemas.openxmlformats.org/wordprocessingml/2006/main" xmlns:w14="http://schemas.microsoft.com/office/word/2010/wordml" xmlns:w15="http://schemas.microsoft.com/office/word/2012/wordml" xmlns:w16cex="http://schemas.microsoft.com/office/word/2018/wordml/cex" xmlns:w16cid="http://schemas.microsoft.com/office/word/2016/wordml/cid" xmlns:w16="http://schemas.microsoft.com/office/word/2018/wordml" xmlns:w16se="http://schemas.microsoft.com/office/word/2015/wordml/symex" xmlns:wpg="http://schemas.microsoft.com/office/word/2010/wordprocessingGroup" xmlns:wpi="http://schemas.microsoft.com/office/word/2010/wordprocessingInk" xmlns:wne="http://schemas.microsoft.com/office/word/2006/wordml" xmlns:wps="http://schemas.microsoft.com/office/word/2010/wordprocessingShape" mc:Ignorable="w14 w15 w16se w16cid w16 w16cex wp14">
   <w:docParts>
     <w:docPart>
       <w:docPartPr>
@@ -2890,7 +2741,7 @@
 </file>
 
 <file path=word/glossary/fontTable.xml><?xml version="1.0" encoding="utf-8"?>
-<w:fonts xmlns:mc="http://schemas.openxmlformats.org/markup-compatibility/2006" xmlns:r="http://schemas.openxmlformats.org/officeDocument/2006/relationships" xmlns:w="http://schemas.openxmlformats.org/wordprocessingml/2006/main" xmlns:w14="http://schemas.microsoft.com/office/word/2010/wordml" xmlns:w15="http://schemas.microsoft.com/office/word/2012/wordml" xmlns:w16cid="http://schemas.microsoft.com/office/word/2016/wordml/cid" xmlns:w16se="http://schemas.microsoft.com/office/word/2015/wordml/symex" mc:Ignorable="w14 w15 w16se w16cid">
+<w:fonts xmlns:mc="http://schemas.openxmlformats.org/markup-compatibility/2006" xmlns:r="http://schemas.openxmlformats.org/officeDocument/2006/relationships" xmlns:w="http://schemas.openxmlformats.org/wordprocessingml/2006/main" xmlns:w14="http://schemas.microsoft.com/office/word/2010/wordml" xmlns:w15="http://schemas.microsoft.com/office/word/2012/wordml" xmlns:w16cex="http://schemas.microsoft.com/office/word/2018/wordml/cex" xmlns:w16cid="http://schemas.microsoft.com/office/word/2016/wordml/cid" xmlns:w16="http://schemas.microsoft.com/office/word/2018/wordml" xmlns:w16se="http://schemas.microsoft.com/office/word/2015/wordml/symex" mc:Ignorable="w14 w15 w16se w16cid w16 w16cex">
   <w:font w:name="Calibri">
     <w:panose1 w:val="020F0502020204030204"/>
     <w:charset w:val="00"/>
@@ -2923,7 +2774,7 @@
 </file>
 
 <file path=word/glossary/settings.xml><?xml version="1.0" encoding="utf-8"?>
-<w:settings xmlns:mc="http://schemas.openxmlformats.org/markup-compatibility/2006" xmlns:o="urn:schemas-microsoft-com:office:office" xmlns:r="http://schemas.openxmlformats.org/officeDocument/2006/relationships" xmlns:m="http://schemas.openxmlformats.org/officeDocument/2006/math" xmlns:v="urn:schemas-microsoft-com:vml" xmlns:w10="urn:schemas-microsoft-com:office:word" xmlns:w="http://schemas.openxmlformats.org/wordprocessingml/2006/main" xmlns:w14="http://schemas.microsoft.com/office/word/2010/wordml" xmlns:w15="http://schemas.microsoft.com/office/word/2012/wordml" xmlns:w16cid="http://schemas.microsoft.com/office/word/2016/wordml/cid" xmlns:w16se="http://schemas.microsoft.com/office/word/2015/wordml/symex" xmlns:sl="http://schemas.openxmlformats.org/schemaLibrary/2006/main" mc:Ignorable="w14 w15 w16se w16cid">
+<w:settings xmlns:mc="http://schemas.openxmlformats.org/markup-compatibility/2006" xmlns:o="urn:schemas-microsoft-com:office:office" xmlns:r="http://schemas.openxmlformats.org/officeDocument/2006/relationships" xmlns:m="http://schemas.openxmlformats.org/officeDocument/2006/math" xmlns:v="urn:schemas-microsoft-com:vml" xmlns:w10="urn:schemas-microsoft-com:office:word" xmlns:w="http://schemas.openxmlformats.org/wordprocessingml/2006/main" xmlns:w14="http://schemas.microsoft.com/office/word/2010/wordml" xmlns:w15="http://schemas.microsoft.com/office/word/2012/wordml" xmlns:w16cex="http://schemas.microsoft.com/office/word/2018/wordml/cex" xmlns:w16cid="http://schemas.microsoft.com/office/word/2016/wordml/cid" xmlns:w16="http://schemas.microsoft.com/office/word/2018/wordml" xmlns:w16se="http://schemas.microsoft.com/office/word/2015/wordml/symex" xmlns:sl="http://schemas.openxmlformats.org/schemaLibrary/2006/main" mc:Ignorable="w14 w15 w16se w16cid w16 w16cex">
   <w:view w:val="normal"/>
   <w:defaultTabStop w:val="1304"/>
   <w:hyphenationZone w:val="425"/>
@@ -2940,6 +2791,7 @@
   <w:rsids>
     <w:rsidRoot w:val="005324E5"/>
     <w:rsid w:val="001D60FB"/>
+    <w:rsid w:val="00220EFB"/>
     <w:rsid w:val="0022137C"/>
     <w:rsid w:val="002846E3"/>
     <w:rsid w:val="00473982"/>
@@ -2947,6 +2799,7 @@
     <w:rsid w:val="00617064"/>
     <w:rsid w:val="00754385"/>
     <w:rsid w:val="00B43C6A"/>
+    <w:rsid w:val="00CB4811"/>
     <w:rsid w:val="00D7081E"/>
     <w:rsid w:val="00FB003F"/>
   </w:rsids>
@@ -2972,7 +2825,7 @@
 </file>
 
 <file path=word/glossary/styles.xml><?xml version="1.0" encoding="utf-8"?>
-<w:styles xmlns:mc="http://schemas.openxmlformats.org/markup-compatibility/2006" xmlns:r="http://schemas.openxmlformats.org/officeDocument/2006/relationships" xmlns:w="http://schemas.openxmlformats.org/wordprocessingml/2006/main" xmlns:w14="http://schemas.microsoft.com/office/word/2010/wordml" xmlns:w15="http://schemas.microsoft.com/office/word/2012/wordml" xmlns:w16cid="http://schemas.microsoft.com/office/word/2016/wordml/cid" xmlns:w16se="http://schemas.microsoft.com/office/word/2015/wordml/symex" mc:Ignorable="w14 w15 w16se w16cid">
+<w:styles xmlns:mc="http://schemas.openxmlformats.org/markup-compatibility/2006" xmlns:r="http://schemas.openxmlformats.org/officeDocument/2006/relationships" xmlns:w="http://schemas.openxmlformats.org/wordprocessingml/2006/main" xmlns:w14="http://schemas.microsoft.com/office/word/2010/wordml" xmlns:w15="http://schemas.microsoft.com/office/word/2012/wordml" xmlns:w16cex="http://schemas.microsoft.com/office/word/2018/wordml/cex" xmlns:w16cid="http://schemas.microsoft.com/office/word/2016/wordml/cid" xmlns:w16="http://schemas.microsoft.com/office/word/2018/wordml" xmlns:w16se="http://schemas.microsoft.com/office/word/2015/wordml/symex" mc:Ignorable="w14 w15 w16se w16cid w16 w16cex">
   <w:docDefaults>
     <w:rPrDefault>
       <w:rPr>
@@ -3407,15 +3260,11 @@
       <w:color w:val="808080"/>
     </w:rPr>
   </w:style>
-  <w:style w:type="paragraph" w:customStyle="1" w:styleId="01E6433D3A78469DB3EC70BC3244DE2F">
-    <w:name w:val="01E6433D3A78469DB3EC70BC3244DE2F"/>
-    <w:rsid w:val="0022137C"/>
-  </w:style>
 </w:styles>
 </file>
 
 <file path=word/glossary/webSettings.xml><?xml version="1.0" encoding="utf-8"?>
-<w:webSettings xmlns:mc="http://schemas.openxmlformats.org/markup-compatibility/2006" xmlns:r="http://schemas.openxmlformats.org/officeDocument/2006/relationships" xmlns:w="http://schemas.openxmlformats.org/wordprocessingml/2006/main" xmlns:w14="http://schemas.microsoft.com/office/word/2010/wordml" xmlns:w15="http://schemas.microsoft.com/office/word/2012/wordml" xmlns:w16cid="http://schemas.microsoft.com/office/word/2016/wordml/cid" xmlns:w16se="http://schemas.microsoft.com/office/word/2015/wordml/symex" mc:Ignorable="w14 w15 w16se w16cid">
+<w:webSettings xmlns:mc="http://schemas.openxmlformats.org/markup-compatibility/2006" xmlns:r="http://schemas.openxmlformats.org/officeDocument/2006/relationships" xmlns:w="http://schemas.openxmlformats.org/wordprocessingml/2006/main" xmlns:w14="http://schemas.microsoft.com/office/word/2010/wordml" xmlns:w15="http://schemas.microsoft.com/office/word/2012/wordml" xmlns:w16cex="http://schemas.microsoft.com/office/word/2018/wordml/cex" xmlns:w16cid="http://schemas.microsoft.com/office/word/2016/wordml/cid" xmlns:w16="http://schemas.microsoft.com/office/word/2018/wordml" xmlns:w16se="http://schemas.microsoft.com/office/word/2015/wordml/symex" mc:Ignorable="w14 w15 w16se w16cid w16 w16cex">
   <w:optimizeForBrowser/>
   <w:allowPNG/>
 </w:webSettings>
@@ -3718,7 +3567,7 @@
 
 <file path=customXML/item2.xml>��< ? x m l   v e r s i o n = " 1 . 0 "   e n c o d i n g = " u t f - 1 6 " ? >   
- < N a v W o r d R e p o r t X m l P a r t   x m l n s = " u r n : m i c r o s o f t - d y n a m i c s - n a v / r e p o r t s / S V A   R e g u l a t i o n   I n d e k s   M i n / 5 0 0 3 1 / " > + < N a v W o r d R e p o r t X m l P a r t   x m l n s = " u r n : m i c r o s o f t - d y n a m i c s - n a v / r e p o r t s / S V A _ R e g u l a t i o n _ I n d e k s _ M i n / 5 0 0 3 1 / " >   
      < S V A _ R e g u l a t i o n s >   
@@ -3752,6 +3601,8 @@
  
          < O C o u n t r y > O C o u n t r y < / O C o u n t r y >   
+         < O l d I n d e k s D a t e > O l d I n d e k s D a t e < / O l d I n d e k s D a t e > + 
          < O N a m e 1 > O N a m e 1 < / O N a m e 1 >   
          < O N a m e 2 > O N a m e 2 < / O N a m e 2 > @@ -3798,13 +3649,29 @@
  
      < C o m p a n y _ I n f o r m a t i o n >   
-         < C A d d r e s s > C A d d r e s s < / C A d d r e s s > - 
-         < C C i t y > C C i t y < / C C i t y > - 
-         < C N a m e > C N a m e < / C N a m e > - 
-         < C P o s t C o d e > C P o s t C o d e < / C P o s t C o d e > +         < C o m p a n y A d d r e s s 1 > C o m p a n y A d d r e s s 1 < / C o m p a n y A d d r e s s 1 > + 
+         < C o m p a n y A d d r e s s 2 > C o m p a n y A d d r e s s 2 < / C o m p a n y A d d r e s s 2 > + 
+         < C o m p a n y A d d r e s s 3 > C o m p a n y A d d r e s s 3 < / C o m p a n y A d d r e s s 3 > + 
+         < C o m p a n y H o m e P a g e > C o m p a n y H o m e P a g e < / C o m p a n y H o m e P a g e > + 
+         < C o m p a n y P h o n e N o > C o m p a n y P h o n e N o < / C o m p a n y P h o n e N o > + 
+         < C o m p a n y P i c t u r e > C o m p a n y P i c t u r e < / C o m p a n y P i c t u r e > + 
+         < C o m p a n y V a t R e g N o > C o m p a n y V a t R e g N o < / C o m p a n y V a t R e g N o > + 
+         < U s e r E m a i l > U s e r E m a i l < / U s e r E m a i l > + 
+         < U s e r N a m e > U s e r N a m e < / U s e r N a m e > + 
+         < U s e r P h o n e > U s e r P h o n e < / U s e r P h o n e > + 
+         < U s e r T e x t > U s e r T e x t < / U s e r T e x t > + 
+         < V a t T e x t > V a t T e x t < / V a t T e x t >   
      < / C o m p a n y _ I n f o r m a t i o n >   
